--- a/docs/Приложение_З_Руководство_оператора.docx
+++ b/docs/Приложение_З_Руководство_оператора.docx
@@ -4,38 +4,1960 @@
   <w:body>
     <w:p>
       <w:pPr>
-        <w:pStyle w:val="Title"/>
+        <w:spacing w:after="120"/>
+        <w:ind w:firstLine="0"/>
         <w:jc w:val="center"/>
       </w:pPr>
       <w:r>
+        <w:rPr>
+          <w:rFonts w:ascii="Times New Roman" w:hAnsi="Times New Roman" w:eastAsia="Times New Roman"/>
+          <w:b/>
+          <w:i w:val="0"/>
+          <w:sz w:val="28"/>
+        </w:rPr>
         <w:t>ПРИЛОЖЕНИЕ З</w:t>
       </w:r>
     </w:p>
     <w:p>
       <w:pPr>
-        <w:pStyle w:val="Title"/>
+        <w:spacing w:after="120"/>
+        <w:ind w:firstLine="0"/>
         <w:jc w:val="center"/>
       </w:pPr>
       <w:r>
+        <w:rPr>
+          <w:rFonts w:ascii="Times New Roman" w:hAnsi="Times New Roman" w:eastAsia="Times New Roman"/>
+          <w:b/>
+          <w:i w:val="0"/>
+          <w:sz w:val="28"/>
+        </w:rPr>
         <w:t>РУКОВОДСТВО ОПЕРАТОРА</w:t>
       </w:r>
     </w:p>
     <w:p>
+      <w:pPr>
+        <w:spacing w:before="240" w:after="120"/>
+        <w:ind w:firstLine="0"/>
+      </w:pPr>
       <w:r>
-        <w:t>Настоящий документ описывает действия оператора (преподавателя, лаборанта, администратора стенда) при эксплуатации веб-приложения «3D-визуализация учебного оборудования» Алтайского промышленно-экономического колледжа.</w:t>
+        <w:rPr>
+          <w:rFonts w:ascii="Times New Roman" w:hAnsi="Times New Roman" w:eastAsia="Times New Roman"/>
+          <w:b/>
+          <w:i w:val="0"/>
+          <w:sz w:val="28"/>
+        </w:rPr>
+        <w:t>1. НАЗНАЧЕНИЕ ПРОГРАММЫ</w:t>
       </w:r>
     </w:p>
     <w:p>
       <w:pPr>
-        <w:pStyle w:val="Heading1"/>
+        <w:spacing w:before="120"/>
+        <w:ind w:firstLine="0"/>
       </w:pPr>
       <w:r>
-        <w:t>1. Общие сведения</w:t>
+        <w:rPr>
+          <w:rFonts w:ascii="Times New Roman" w:hAnsi="Times New Roman" w:eastAsia="Times New Roman"/>
+          <w:b/>
+          <w:i w:val="0"/>
+          <w:sz w:val="28"/>
+        </w:rPr>
+        <w:t>1.1. Область применения</w:t>
       </w:r>
     </w:p>
     <w:p>
+      <w:pPr>
+        <w:spacing w:line="360" w:lineRule="auto"/>
+        <w:ind w:firstLine="709"/>
+        <w:jc w:val="both"/>
+      </w:pPr>
       <w:r>
-        <w:t>Система предназначена для демонстрации учебного оборудования в формате интерактивных 3D-моделей (GLB) на интерактивной панели или компьютере в классе, а также для просмотра на смартфоне студента после сканирования QR-кода на стенде.</w:t>
+        <w:rPr>
+          <w:rFonts w:ascii="Times New Roman" w:hAnsi="Times New Roman" w:eastAsia="Times New Roman"/>
+          <w:b w:val="0"/>
+          <w:i w:val="0"/>
+          <w:sz w:val="28"/>
+        </w:rPr>
+        <w:t>Программа «3D-визуализация учебного оборудования» предназначена для демонстрации учебных экспонатов Алтайского промышленно-экономического колледжа в интерактивном трёхмерном виде (формат GLB) на интерактивной панели, компьютере в классе или лаборатории, а также для просмотра тех же моделей на смартфоне студента после сканирования QR-кода на учебном стенде. Система позволяет просматривать каталог оборудования по специальностям, вращать и масштабировать 3D-модели, читать справочные материалы (FAQ), а администратору — добавлять, изменять и удалять карточки экспонатов, загружать файлы моделей на сервер и формировать QR-коды для печати.</w:t>
+      </w:r>
+    </w:p>
+    <w:p>
+      <w:pPr>
+        <w:spacing w:before="120"/>
+        <w:ind w:firstLine="0"/>
+      </w:pPr>
+      <w:r>
+        <w:rPr>
+          <w:rFonts w:ascii="Times New Roman" w:hAnsi="Times New Roman" w:eastAsia="Times New Roman"/>
+          <w:b/>
+          <w:i w:val="0"/>
+          <w:sz w:val="28"/>
+        </w:rPr>
+        <w:t>1.2. Обзор данного документа</w:t>
+      </w:r>
+    </w:p>
+    <w:p>
+      <w:pPr>
+        <w:spacing w:line="360" w:lineRule="auto"/>
+        <w:ind w:firstLine="709"/>
+        <w:jc w:val="both"/>
+      </w:pPr>
+      <w:r>
+        <w:rPr>
+          <w:rFonts w:ascii="Times New Roman" w:hAnsi="Times New Roman" w:eastAsia="Times New Roman"/>
+          <w:b w:val="0"/>
+          <w:i w:val="0"/>
+          <w:sz w:val="28"/>
+        </w:rPr>
+        <w:t>Руководство оператора состоит из следующих разделов:</w:t>
+      </w:r>
+    </w:p>
+    <w:p>
+      <w:pPr>
+        <w:spacing w:line="360" w:lineRule="auto"/>
+        <w:ind w:firstLine="0" w:left="709"/>
+      </w:pPr>
+      <w:r>
+        <w:rPr>
+          <w:rFonts w:ascii="Times New Roman" w:hAnsi="Times New Roman" w:eastAsia="Times New Roman"/>
+          <w:b w:val="0"/>
+          <w:i w:val="0"/>
+          <w:sz w:val="28"/>
+        </w:rPr>
+        <w:t>–</w:t>
+        <w:tab/>
+        <w:t>Раздел «Назначение программы» содержит общие сведения о программном продукте и данном руководстве;</w:t>
+      </w:r>
+    </w:p>
+    <w:p>
+      <w:pPr>
+        <w:spacing w:line="360" w:lineRule="auto"/>
+        <w:ind w:firstLine="0" w:left="709"/>
+      </w:pPr>
+      <w:r>
+        <w:rPr>
+          <w:rFonts w:ascii="Times New Roman" w:hAnsi="Times New Roman" w:eastAsia="Times New Roman"/>
+          <w:b w:val="0"/>
+          <w:i w:val="0"/>
+          <w:sz w:val="28"/>
+        </w:rPr>
+        <w:t>–</w:t>
+        <w:tab/>
+        <w:t>Раздел «Условия выполнения программы» описывает требования к аппаратуре, программному обеспечению и подготовке пользователя;</w:t>
+      </w:r>
+    </w:p>
+    <w:p>
+      <w:pPr>
+        <w:spacing w:line="360" w:lineRule="auto"/>
+        <w:ind w:firstLine="0" w:left="709"/>
+      </w:pPr>
+      <w:r>
+        <w:rPr>
+          <w:rFonts w:ascii="Times New Roman" w:hAnsi="Times New Roman" w:eastAsia="Times New Roman"/>
+          <w:b w:val="0"/>
+          <w:i w:val="0"/>
+          <w:sz w:val="28"/>
+        </w:rPr>
+        <w:t>–</w:t>
+        <w:tab/>
+        <w:t>Раздел «Основы работы с программой» знакомит с запуском системы и элементами главной страницы;</w:t>
+      </w:r>
+    </w:p>
+    <w:p>
+      <w:pPr>
+        <w:spacing w:line="360" w:lineRule="auto"/>
+        <w:ind w:firstLine="0" w:left="709"/>
+      </w:pPr>
+      <w:r>
+        <w:rPr>
+          <w:rFonts w:ascii="Times New Roman" w:hAnsi="Times New Roman" w:eastAsia="Times New Roman"/>
+          <w:b w:val="0"/>
+          <w:i w:val="0"/>
+          <w:sz w:val="28"/>
+        </w:rPr>
+        <w:t>–</w:t>
+        <w:tab/>
+        <w:t>Раздел «Выполнение программы» детально описывает все функции: выбор специальности и оборудования, работу с 3D-просмотрщиком, меню и справку, админ-панель, QR-коды и мобильный просмотр;</w:t>
+      </w:r>
+    </w:p>
+    <w:p>
+      <w:pPr>
+        <w:spacing w:line="360" w:lineRule="auto"/>
+        <w:ind w:firstLine="0" w:left="709"/>
+      </w:pPr>
+      <w:r>
+        <w:rPr>
+          <w:rFonts w:ascii="Times New Roman" w:hAnsi="Times New Roman" w:eastAsia="Times New Roman"/>
+          <w:b w:val="0"/>
+          <w:i w:val="0"/>
+          <w:sz w:val="28"/>
+        </w:rPr>
+        <w:t>–</w:t>
+        <w:tab/>
+        <w:t>Раздел «Сообщения оператору» содержит перечень сообщений, выдаваемых программой, и рекомендации по действиям.</w:t>
+      </w:r>
+    </w:p>
+    <w:p>
+      <w:pPr>
+        <w:spacing w:line="360" w:lineRule="auto"/>
+        <w:ind w:firstLine="709"/>
+        <w:jc w:val="both"/>
+      </w:pPr>
+      <w:r>
+        <w:rPr>
+          <w:rFonts w:ascii="Times New Roman" w:hAnsi="Times New Roman" w:eastAsia="Times New Roman"/>
+          <w:b w:val="0"/>
+          <w:i w:val="0"/>
+          <w:sz w:val="28"/>
+        </w:rPr>
+        <w:t>Иллюстрации, приведённые в руководстве, являются схематичными и могут отличаться от реального вида страниц в зависимости от версии программы, браузера и разрешения экрана.</w:t>
+      </w:r>
+    </w:p>
+    <w:p>
+      <w:pPr>
+        <w:spacing w:before="240" w:after="120"/>
+        <w:ind w:firstLine="0"/>
+      </w:pPr>
+      <w:r>
+        <w:rPr>
+          <w:rFonts w:ascii="Times New Roman" w:hAnsi="Times New Roman" w:eastAsia="Times New Roman"/>
+          <w:b/>
+          <w:i w:val="0"/>
+          <w:sz w:val="28"/>
+        </w:rPr>
+        <w:t>2. УСЛОВИЯ ВЫПОЛНЕНИЯ ПРОГРАММЫ</w:t>
+      </w:r>
+    </w:p>
+    <w:p>
+      <w:pPr>
+        <w:spacing w:before="120"/>
+        <w:ind w:firstLine="0"/>
+      </w:pPr>
+      <w:r>
+        <w:rPr>
+          <w:rFonts w:ascii="Times New Roman" w:hAnsi="Times New Roman" w:eastAsia="Times New Roman"/>
+          <w:b/>
+          <w:i w:val="0"/>
+          <w:sz w:val="28"/>
+        </w:rPr>
+        <w:t>2.1. Уровень подготовки пользователей</w:t>
+      </w:r>
+    </w:p>
+    <w:p>
+      <w:pPr>
+        <w:spacing w:line="360" w:lineRule="auto"/>
+        <w:ind w:firstLine="709"/>
+        <w:jc w:val="both"/>
+      </w:pPr>
+      <w:r>
+        <w:rPr>
+          <w:rFonts w:ascii="Times New Roman" w:hAnsi="Times New Roman" w:eastAsia="Times New Roman"/>
+          <w:b w:val="0"/>
+          <w:i w:val="0"/>
+          <w:sz w:val="28"/>
+        </w:rPr>
+        <w:t>Пользователь должен иметь базовые навыки работы с операционной системой Windows, Linux или Android/iOS (запуск браузера, работа с адресной строкой, использование мыши, касаний и клавиатуры). Специальных знаний в области веб-разработки или 3D-моделирования не требуется. Перед началом работы рекомендуется ознакомиться с разделом «Выполнение программы». Для операций в админ-панели оператору необходимо знать мастер-пароль, выданный администратором информационных систем колледжа.</w:t>
+      </w:r>
+    </w:p>
+    <w:p>
+      <w:pPr>
+        <w:spacing w:before="120"/>
+        <w:ind w:firstLine="0"/>
+      </w:pPr>
+      <w:r>
+        <w:rPr>
+          <w:rFonts w:ascii="Times New Roman" w:hAnsi="Times New Roman" w:eastAsia="Times New Roman"/>
+          <w:b/>
+          <w:i w:val="0"/>
+          <w:sz w:val="28"/>
+        </w:rPr>
+        <w:t>2.2. Необходимые ресурсы</w:t>
+      </w:r>
+    </w:p>
+    <w:p>
+      <w:pPr>
+        <w:spacing w:before="120"/>
+        <w:ind w:firstLine="0"/>
+      </w:pPr>
+      <w:r>
+        <w:rPr>
+          <w:rFonts w:ascii="Times New Roman" w:hAnsi="Times New Roman" w:eastAsia="Times New Roman"/>
+          <w:b/>
+          <w:i w:val="0"/>
+          <w:sz w:val="28"/>
+        </w:rPr>
+        <w:t>2.2.1. Технические средства</w:t>
+      </w:r>
+    </w:p>
+    <w:p>
+      <w:pPr>
+        <w:spacing w:line="360" w:lineRule="auto"/>
+        <w:ind w:firstLine="0" w:left="709"/>
+      </w:pPr>
+      <w:r>
+        <w:rPr>
+          <w:rFonts w:ascii="Times New Roman" w:hAnsi="Times New Roman" w:eastAsia="Times New Roman"/>
+          <w:b w:val="0"/>
+          <w:i w:val="0"/>
+          <w:sz w:val="28"/>
+        </w:rPr>
+        <w:t>–</w:t>
+        <w:tab/>
+        <w:t>Сервер (или виртуальная машина): процессор 1 ГГц и выше, ОЗУ не менее 1 ГБ (рекомендуется 2 ГБ).</w:t>
+      </w:r>
+    </w:p>
+    <w:p>
+      <w:pPr>
+        <w:spacing w:line="360" w:lineRule="auto"/>
+        <w:ind w:firstLine="0" w:left="709"/>
+      </w:pPr>
+      <w:r>
+        <w:rPr>
+          <w:rFonts w:ascii="Times New Roman" w:hAnsi="Times New Roman" w:eastAsia="Times New Roman"/>
+          <w:b w:val="0"/>
+          <w:i w:val="0"/>
+          <w:sz w:val="28"/>
+        </w:rPr>
+        <w:t>–</w:t>
+        <w:tab/>
+        <w:t>Свободное дисковое пространство: не менее 500 МБ для программы, базы SQLite и каталога 3D-моделей.</w:t>
+      </w:r>
+    </w:p>
+    <w:p>
+      <w:pPr>
+        <w:spacing w:line="360" w:lineRule="auto"/>
+        <w:ind w:firstLine="0" w:left="709"/>
+      </w:pPr>
+      <w:r>
+        <w:rPr>
+          <w:rFonts w:ascii="Times New Roman" w:hAnsi="Times New Roman" w:eastAsia="Times New Roman"/>
+          <w:b w:val="0"/>
+          <w:i w:val="0"/>
+          <w:sz w:val="28"/>
+        </w:rPr>
+        <w:t>–</w:t>
+        <w:tab/>
+        <w:t>Клиентское устройство: монитор или сенсорная панель с разрешением не менее 1024×768; для мобильного просмотра — смартфон с камерой и браузером.</w:t>
+      </w:r>
+    </w:p>
+    <w:p>
+      <w:pPr>
+        <w:spacing w:line="360" w:lineRule="auto"/>
+        <w:ind w:firstLine="0" w:left="709"/>
+      </w:pPr>
+      <w:r>
+        <w:rPr>
+          <w:rFonts w:ascii="Times New Roman" w:hAnsi="Times New Roman" w:eastAsia="Times New Roman"/>
+          <w:b w:val="0"/>
+          <w:i w:val="0"/>
+          <w:sz w:val="28"/>
+        </w:rPr>
+        <w:t>–</w:t>
+        <w:tab/>
+        <w:t>Сеть Ethernet или Wi-Fi для доступа клиентов к серверу по HTTP.</w:t>
+      </w:r>
+    </w:p>
+    <w:p>
+      <w:pPr>
+        <w:spacing w:line="360" w:lineRule="auto"/>
+        <w:ind w:firstLine="0" w:left="709"/>
+      </w:pPr>
+      <w:r>
+        <w:rPr>
+          <w:rFonts w:ascii="Times New Roman" w:hAnsi="Times New Roman" w:eastAsia="Times New Roman"/>
+          <w:b w:val="0"/>
+          <w:i w:val="0"/>
+          <w:sz w:val="28"/>
+        </w:rPr>
+        <w:t>–</w:t>
+        <w:tab/>
+        <w:t>Клавиатура и мышь (для ПК); для панели — сенсорный ввод.</w:t>
+      </w:r>
+    </w:p>
+    <w:p>
+      <w:pPr>
+        <w:spacing w:before="120"/>
+        <w:ind w:firstLine="0"/>
+      </w:pPr>
+      <w:r>
+        <w:rPr>
+          <w:rFonts w:ascii="Times New Roman" w:hAnsi="Times New Roman" w:eastAsia="Times New Roman"/>
+          <w:b/>
+          <w:i w:val="0"/>
+          <w:sz w:val="28"/>
+        </w:rPr>
+        <w:t>2.2.2. Программное обеспечение</w:t>
+      </w:r>
+    </w:p>
+    <w:p>
+      <w:pPr>
+        <w:spacing w:line="360" w:lineRule="auto"/>
+        <w:ind w:firstLine="0" w:left="709"/>
+      </w:pPr>
+      <w:r>
+        <w:rPr>
+          <w:rFonts w:ascii="Times New Roman" w:hAnsi="Times New Roman" w:eastAsia="Times New Roman"/>
+          <w:b w:val="0"/>
+          <w:i w:val="0"/>
+          <w:sz w:val="28"/>
+        </w:rPr>
+        <w:t>–</w:t>
+        <w:tab/>
+        <w:t>На сервере: Linux (Ubuntu 20.04+, Debian 11+) с Docker Engine и Docker Compose, либо Node.js 20 LTS при локальном запуске.</w:t>
+      </w:r>
+    </w:p>
+    <w:p>
+      <w:pPr>
+        <w:spacing w:line="360" w:lineRule="auto"/>
+        <w:ind w:firstLine="0" w:left="709"/>
+      </w:pPr>
+      <w:r>
+        <w:rPr>
+          <w:rFonts w:ascii="Times New Roman" w:hAnsi="Times New Roman" w:eastAsia="Times New Roman"/>
+          <w:b w:val="0"/>
+          <w:i w:val="0"/>
+          <w:sz w:val="28"/>
+        </w:rPr>
+        <w:t>–</w:t>
+        <w:tab/>
+        <w:t>Отдельная СУБД не устанавливается — используется встроенная SQLite.</w:t>
+      </w:r>
+    </w:p>
+    <w:p>
+      <w:pPr>
+        <w:spacing w:line="360" w:lineRule="auto"/>
+        <w:ind w:firstLine="0" w:left="709"/>
+      </w:pPr>
+      <w:r>
+        <w:rPr>
+          <w:rFonts w:ascii="Times New Roman" w:hAnsi="Times New Roman" w:eastAsia="Times New Roman"/>
+          <w:b w:val="0"/>
+          <w:i w:val="0"/>
+          <w:sz w:val="28"/>
+        </w:rPr>
+        <w:t>–</w:t>
+        <w:tab/>
+        <w:t>На клиенте: браузер Google Chrome, Mozilla Firefox, Microsoft Edge или Safari актуальной версии с поддержкой WebGL.</w:t>
+      </w:r>
+    </w:p>
+    <w:p>
+      <w:pPr>
+        <w:spacing w:before="240" w:after="120"/>
+        <w:ind w:firstLine="0"/>
+      </w:pPr>
+      <w:r>
+        <w:rPr>
+          <w:rFonts w:ascii="Times New Roman" w:hAnsi="Times New Roman" w:eastAsia="Times New Roman"/>
+          <w:b/>
+          <w:i w:val="0"/>
+          <w:sz w:val="28"/>
+        </w:rPr>
+        <w:t>3. ОСНОВЫ РАБОТЫ С ПРОГРАММОЙ</w:t>
+      </w:r>
+    </w:p>
+    <w:p>
+      <w:pPr>
+        <w:spacing w:before="120"/>
+        <w:ind w:firstLine="0"/>
+      </w:pPr>
+      <w:r>
+        <w:rPr>
+          <w:rFonts w:ascii="Times New Roman" w:hAnsi="Times New Roman" w:eastAsia="Times New Roman"/>
+          <w:b/>
+          <w:i w:val="0"/>
+          <w:sz w:val="28"/>
+        </w:rPr>
+        <w:t>3.1. Запуск системы</w:t>
+      </w:r>
+    </w:p>
+    <w:p>
+      <w:pPr>
+        <w:spacing w:line="360" w:lineRule="auto"/>
+        <w:ind w:firstLine="709"/>
+        <w:jc w:val="both"/>
+      </w:pPr>
+      <w:r>
+        <w:rPr>
+          <w:rFonts w:ascii="Times New Roman" w:hAnsi="Times New Roman" w:eastAsia="Times New Roman"/>
+          <w:b w:val="0"/>
+          <w:i w:val="0"/>
+          <w:sz w:val="28"/>
+        </w:rPr>
+        <w:t>Запуск выполняет администратор сервера командой docker compose up -d --build в каталоге проекта (либо npm start при локальной установке). После готовности сервиса оператор открывает в браузере адрес http://&lt;IP-или-имя-сервера&gt;:8080/ (порт может отличаться, если задан HOST_PORT в файле .env). На экране появится главная страница (рисунок 32).</w:t>
+      </w:r>
+    </w:p>
+    <w:p>
+      <w:pPr>
+        <w:spacing w:before="120"/>
+        <w:ind w:firstLine="0"/>
+        <w:jc w:val="center"/>
+      </w:pPr>
+      <w:r>
+        <w:rPr>
+          <w:rFonts w:ascii="Times New Roman" w:hAnsi="Times New Roman" w:eastAsia="Times New Roman"/>
+          <w:b w:val="0"/>
+          <w:i/>
+          <w:sz w:val="28"/>
+        </w:rPr>
+        <w:t>[ Вставьте рисунок 32 ]</w:t>
+      </w:r>
+    </w:p>
+    <w:p>
+      <w:pPr>
+        <w:ind w:firstLine="0"/>
+        <w:jc w:val="center"/>
+      </w:pPr>
+      <w:r>
+        <w:rPr>
+          <w:rFonts w:ascii="Times New Roman" w:hAnsi="Times New Roman" w:eastAsia="Times New Roman"/>
+          <w:b w:val="0"/>
+          <w:i/>
+          <w:sz w:val="28"/>
+        </w:rPr>
+        <w:t>Рисунок 32 – Главная страница веб-приложения</w:t>
+      </w:r>
+    </w:p>
+    <w:p/>
+    <w:p>
+      <w:pPr>
+        <w:spacing w:before="120"/>
+        <w:ind w:firstLine="0"/>
+      </w:pPr>
+      <w:r>
+        <w:rPr>
+          <w:rFonts w:ascii="Times New Roman" w:hAnsi="Times New Roman" w:eastAsia="Times New Roman"/>
+          <w:b/>
+          <w:i w:val="0"/>
+          <w:sz w:val="28"/>
+        </w:rPr>
+        <w:t>3.2. Описание элементов графического интерфейса</w:t>
+      </w:r>
+    </w:p>
+    <w:p>
+      <w:pPr>
+        <w:spacing w:line="360" w:lineRule="auto"/>
+        <w:ind w:firstLine="709"/>
+        <w:jc w:val="both"/>
+      </w:pPr>
+      <w:r>
+        <w:rPr>
+          <w:rFonts w:ascii="Times New Roman" w:hAnsi="Times New Roman" w:eastAsia="Times New Roman"/>
+          <w:b w:val="0"/>
+          <w:i w:val="0"/>
+          <w:sz w:val="28"/>
+        </w:rPr>
+        <w:t>Интерфейс главной страницы состоит из следующих основных частей:</w:t>
+      </w:r>
+    </w:p>
+    <w:p>
+      <w:pPr>
+        <w:spacing w:line="360" w:lineRule="auto"/>
+        <w:ind w:firstLine="0" w:left="709"/>
+      </w:pPr>
+      <w:r>
+        <w:rPr>
+          <w:rFonts w:ascii="Times New Roman" w:hAnsi="Times New Roman" w:eastAsia="Times New Roman"/>
+          <w:b w:val="0"/>
+          <w:i w:val="0"/>
+          <w:sz w:val="28"/>
+        </w:rPr>
+        <w:t>1.</w:t>
+        <w:tab/>
+        <w:t>Шапка сайта — название «Учебное оборудование Алтайского Промышленно-Экономического колледжа» и кнопка меню «бургер» (три горизонтальные полоски) в правом верхнем углу.</w:t>
+      </w:r>
+    </w:p>
+    <w:p>
+      <w:pPr>
+        <w:spacing w:line="360" w:lineRule="auto"/>
+        <w:ind w:firstLine="0" w:left="709"/>
+      </w:pPr>
+      <w:r>
+        <w:rPr>
+          <w:rFonts w:ascii="Times New Roman" w:hAnsi="Times New Roman" w:eastAsia="Times New Roman"/>
+          <w:b w:val="0"/>
+          <w:i w:val="0"/>
+          <w:sz w:val="28"/>
+        </w:rPr>
+        <w:t>2.</w:t>
+        <w:tab/>
+        <w:t>Блок приветствия — краткое описание назначения сайта и кнопки быстрого перехода к разделам «Выбрать специальность» и «Открыть 3D просмотр».</w:t>
+      </w:r>
+    </w:p>
+    <w:p>
+      <w:pPr>
+        <w:spacing w:line="360" w:lineRule="auto"/>
+        <w:ind w:firstLine="0" w:left="709"/>
+      </w:pPr>
+      <w:r>
+        <w:rPr>
+          <w:rFonts w:ascii="Times New Roman" w:hAnsi="Times New Roman" w:eastAsia="Times New Roman"/>
+          <w:b w:val="0"/>
+          <w:i w:val="0"/>
+          <w:sz w:val="28"/>
+        </w:rPr>
+        <w:t>3.</w:t>
+        <w:tab/>
+        <w:t>Раздел «Выберите специальность» — карточки специальностей (ОИБ, ПД, ЗЕМ). В текущей версии активна только «ПД»; остальные помечены «В разработке».</w:t>
+      </w:r>
+    </w:p>
+    <w:p>
+      <w:pPr>
+        <w:spacing w:line="360" w:lineRule="auto"/>
+        <w:ind w:firstLine="0" w:left="709"/>
+      </w:pPr>
+      <w:r>
+        <w:rPr>
+          <w:rFonts w:ascii="Times New Roman" w:hAnsi="Times New Roman" w:eastAsia="Times New Roman"/>
+          <w:b w:val="0"/>
+          <w:i w:val="0"/>
+          <w:sz w:val="28"/>
+        </w:rPr>
+        <w:t>4.</w:t>
+        <w:tab/>
+        <w:t>Раздел «Оборудование и 3D модель» — слева прокручиваемый список объектов (кнопки), справа — просмотрщик model-viewer, заголовок, тип, описание, список особенностей, кнопки масштаба и «Автопрокрутка».</w:t>
+      </w:r>
+    </w:p>
+    <w:p>
+      <w:pPr>
+        <w:spacing w:line="360" w:lineRule="auto"/>
+        <w:ind w:firstLine="0" w:left="709"/>
+      </w:pPr>
+      <w:r>
+        <w:rPr>
+          <w:rFonts w:ascii="Times New Roman" w:hAnsi="Times New Roman" w:eastAsia="Times New Roman"/>
+          <w:b w:val="0"/>
+          <w:i w:val="0"/>
+          <w:sz w:val="28"/>
+        </w:rPr>
+        <w:t>5.</w:t>
+        <w:tab/>
+        <w:t>Меню «бургер» — пункты: «Загрузить модель», «База знаний (FAQ)», «О нас»; открывается только по нажатию на кнопку.</w:t>
+      </w:r>
+    </w:p>
+    <w:p>
+      <w:pPr>
+        <w:spacing w:line="360" w:lineRule="auto"/>
+        <w:ind w:firstLine="0" w:left="709"/>
+      </w:pPr>
+      <w:r>
+        <w:rPr>
+          <w:rFonts w:ascii="Times New Roman" w:hAnsi="Times New Roman" w:eastAsia="Times New Roman"/>
+          <w:b w:val="0"/>
+          <w:i w:val="0"/>
+          <w:sz w:val="28"/>
+        </w:rPr>
+        <w:t>6.</w:t>
+        <w:tab/>
+        <w:t>Подвал — подпись проекта, кнопка GitHub, ссылки «Файлы cookie» и «Политика конфиденциальности».</w:t>
+      </w:r>
+    </w:p>
+    <w:p>
+      <w:pPr>
+        <w:spacing w:before="240" w:after="120"/>
+        <w:ind w:firstLine="0"/>
+      </w:pPr>
+      <w:r>
+        <w:rPr>
+          <w:rFonts w:ascii="Times New Roman" w:hAnsi="Times New Roman" w:eastAsia="Times New Roman"/>
+          <w:b/>
+          <w:i w:val="0"/>
+          <w:sz w:val="28"/>
+        </w:rPr>
+        <w:t>4. ВЫПОЛНЕНИЕ ПРОГРАММЫ</w:t>
+      </w:r>
+    </w:p>
+    <w:p>
+      <w:pPr>
+        <w:spacing w:before="120"/>
+        <w:ind w:firstLine="0"/>
+      </w:pPr>
+      <w:r>
+        <w:rPr>
+          <w:rFonts w:ascii="Times New Roman" w:hAnsi="Times New Roman" w:eastAsia="Times New Roman"/>
+          <w:b/>
+          <w:i w:val="0"/>
+          <w:sz w:val="28"/>
+        </w:rPr>
+        <w:t>4.1. Просмотр каталога по специальности</w:t>
+      </w:r>
+    </w:p>
+    <w:p>
+      <w:pPr>
+        <w:spacing w:line="360" w:lineRule="auto"/>
+        <w:ind w:firstLine="709"/>
+        <w:jc w:val="both"/>
+      </w:pPr>
+      <w:r>
+        <w:rPr>
+          <w:rFonts w:ascii="Times New Roman" w:hAnsi="Times New Roman" w:eastAsia="Times New Roman"/>
+          <w:b w:val="0"/>
+          <w:i w:val="0"/>
+          <w:sz w:val="28"/>
+        </w:rPr>
+        <w:t>Каталог оборудования отображается после выбора доступной специальности. Оператор может просматривать список экспонатов и переключаться между ними.</w:t>
+      </w:r>
+    </w:p>
+    <w:p>
+      <w:pPr>
+        <w:spacing w:before="120"/>
+        <w:ind w:firstLine="0"/>
+      </w:pPr>
+      <w:r>
+        <w:rPr>
+          <w:rFonts w:ascii="Times New Roman" w:hAnsi="Times New Roman" w:eastAsia="Times New Roman"/>
+          <w:b/>
+          <w:i w:val="0"/>
+          <w:sz w:val="28"/>
+        </w:rPr>
+        <w:t>4.1.1. Выбор специальности ПД</w:t>
+      </w:r>
+    </w:p>
+    <w:p>
+      <w:pPr>
+        <w:spacing w:line="360" w:lineRule="auto"/>
+        <w:ind w:firstLine="709"/>
+        <w:jc w:val="both"/>
+      </w:pPr>
+      <w:r>
+        <w:rPr>
+          <w:rFonts w:ascii="Times New Roman" w:hAnsi="Times New Roman" w:eastAsia="Times New Roman"/>
+          <w:b w:val="0"/>
+          <w:i w:val="0"/>
+          <w:sz w:val="28"/>
+        </w:rPr>
+        <w:t>Для выбора специальности прокрутите страницу к разделу «Выберите специальность» (рисунок 33). Левой кнопкой мыши (или касанием) нажмите на карточку «ПД». Карточки «ОИБ» и «ЗЕМ» недоступны для выбора.</w:t>
+      </w:r>
+    </w:p>
+    <w:p>
+      <w:pPr>
+        <w:spacing w:before="120"/>
+        <w:ind w:firstLine="0"/>
+        <w:jc w:val="center"/>
+      </w:pPr>
+      <w:r>
+        <w:rPr>
+          <w:rFonts w:ascii="Times New Roman" w:hAnsi="Times New Roman" w:eastAsia="Times New Roman"/>
+          <w:b w:val="0"/>
+          <w:i/>
+          <w:sz w:val="28"/>
+        </w:rPr>
+        <w:t>[ Вставьте рисунок 33 ]</w:t>
+      </w:r>
+    </w:p>
+    <w:p>
+      <w:pPr>
+        <w:ind w:firstLine="0"/>
+        <w:jc w:val="center"/>
+      </w:pPr>
+      <w:r>
+        <w:rPr>
+          <w:rFonts w:ascii="Times New Roman" w:hAnsi="Times New Roman" w:eastAsia="Times New Roman"/>
+          <w:b w:val="0"/>
+          <w:i/>
+          <w:sz w:val="28"/>
+        </w:rPr>
+        <w:t>Рисунок 33 – Раздел выбора специальности</w:t>
+      </w:r>
+    </w:p>
+    <w:p/>
+    <w:p>
+      <w:pPr>
+        <w:spacing w:line="360" w:lineRule="auto"/>
+        <w:ind w:firstLine="709"/>
+        <w:jc w:val="both"/>
+      </w:pPr>
+      <w:r>
+        <w:rPr>
+          <w:rFonts w:ascii="Times New Roman" w:hAnsi="Times New Roman" w:eastAsia="Times New Roman"/>
+          <w:b w:val="0"/>
+          <w:i w:val="0"/>
+          <w:sz w:val="28"/>
+        </w:rPr>
+        <w:t>После выбора страница прокрутится к блоку «Оборудование и 3D модель», в левом списке появятся объекты данной специальности (рисунок 34).</w:t>
+      </w:r>
+    </w:p>
+    <w:p>
+      <w:pPr>
+        <w:spacing w:before="120"/>
+        <w:ind w:firstLine="0"/>
+        <w:jc w:val="center"/>
+      </w:pPr>
+      <w:r>
+        <w:rPr>
+          <w:rFonts w:ascii="Times New Roman" w:hAnsi="Times New Roman" w:eastAsia="Times New Roman"/>
+          <w:b w:val="0"/>
+          <w:i/>
+          <w:sz w:val="28"/>
+        </w:rPr>
+        <w:t>[ Вставьте рисунок 34 ]</w:t>
+      </w:r>
+    </w:p>
+    <w:p>
+      <w:pPr>
+        <w:ind w:firstLine="0"/>
+        <w:jc w:val="center"/>
+      </w:pPr>
+      <w:r>
+        <w:rPr>
+          <w:rFonts w:ascii="Times New Roman" w:hAnsi="Times New Roman" w:eastAsia="Times New Roman"/>
+          <w:b w:val="0"/>
+          <w:i/>
+          <w:sz w:val="28"/>
+        </w:rPr>
+        <w:t>Рисунок 34 – Список оборудования после выбора специальности ПД</w:t>
+      </w:r>
+    </w:p>
+    <w:p/>
+    <w:p>
+      <w:pPr>
+        <w:spacing w:before="120"/>
+        <w:ind w:firstLine="0"/>
+      </w:pPr>
+      <w:r>
+        <w:rPr>
+          <w:rFonts w:ascii="Times New Roman" w:hAnsi="Times New Roman" w:eastAsia="Times New Roman"/>
+          <w:b/>
+          <w:i w:val="0"/>
+          <w:sz w:val="28"/>
+        </w:rPr>
+        <w:t>4.1.2. Выбор объекта оборудования</w:t>
+      </w:r>
+    </w:p>
+    <w:p>
+      <w:pPr>
+        <w:spacing w:line="360" w:lineRule="auto"/>
+        <w:ind w:firstLine="709"/>
+        <w:jc w:val="both"/>
+      </w:pPr>
+      <w:r>
+        <w:rPr>
+          <w:rFonts w:ascii="Times New Roman" w:hAnsi="Times New Roman" w:eastAsia="Times New Roman"/>
+          <w:b w:val="0"/>
+          <w:i w:val="0"/>
+          <w:sz w:val="28"/>
+        </w:rPr>
+        <w:t>В левом списке нажмите левой кнопкой мыши на название нужного экспоната. Справа загрузится соответствующая GLB-модель, обновятся текстовые поля карточки (рисунок 35). Если список пуст, отобразится сообщение «Для этой специальности пока нет объектов» — обратитесь к администратору для добавления экспонатов.</w:t>
+      </w:r>
+    </w:p>
+    <w:p>
+      <w:pPr>
+        <w:spacing w:before="120"/>
+        <w:ind w:firstLine="0"/>
+        <w:jc w:val="center"/>
+      </w:pPr>
+      <w:r>
+        <w:rPr>
+          <w:rFonts w:ascii="Times New Roman" w:hAnsi="Times New Roman" w:eastAsia="Times New Roman"/>
+          <w:b w:val="0"/>
+          <w:i/>
+          <w:sz w:val="28"/>
+        </w:rPr>
+        <w:t>[ Вставьте рисунок 35 ]</w:t>
+      </w:r>
+    </w:p>
+    <w:p>
+      <w:pPr>
+        <w:ind w:firstLine="0"/>
+        <w:jc w:val="center"/>
+      </w:pPr>
+      <w:r>
+        <w:rPr>
+          <w:rFonts w:ascii="Times New Roman" w:hAnsi="Times New Roman" w:eastAsia="Times New Roman"/>
+          <w:b w:val="0"/>
+          <w:i/>
+          <w:sz w:val="28"/>
+        </w:rPr>
+        <w:t>Рисунок 35 – Выбранный экспонат и 3D-просмотрщик</w:t>
+      </w:r>
+    </w:p>
+    <w:p/>
+    <w:p>
+      <w:pPr>
+        <w:spacing w:before="120"/>
+        <w:ind w:firstLine="0"/>
+      </w:pPr>
+      <w:r>
+        <w:rPr>
+          <w:rFonts w:ascii="Times New Roman" w:hAnsi="Times New Roman" w:eastAsia="Times New Roman"/>
+          <w:b/>
+          <w:i w:val="0"/>
+          <w:sz w:val="28"/>
+        </w:rPr>
+        <w:t>4.2. Управление трёхмерной моделью</w:t>
+      </w:r>
+    </w:p>
+    <w:p>
+      <w:pPr>
+        <w:spacing w:line="360" w:lineRule="auto"/>
+        <w:ind w:firstLine="709"/>
+        <w:jc w:val="both"/>
+      </w:pPr>
+      <w:r>
+        <w:rPr>
+          <w:rFonts w:ascii="Times New Roman" w:hAnsi="Times New Roman" w:eastAsia="Times New Roman"/>
+          <w:b w:val="0"/>
+          <w:i w:val="0"/>
+          <w:sz w:val="28"/>
+        </w:rPr>
+        <w:t>Просмотрщик model-viewer позволяет интерактивно изучать модель оборудования.</w:t>
+      </w:r>
+    </w:p>
+    <w:p>
+      <w:pPr>
+        <w:spacing w:before="120"/>
+        <w:ind w:firstLine="0"/>
+      </w:pPr>
+      <w:r>
+        <w:rPr>
+          <w:rFonts w:ascii="Times New Roman" w:hAnsi="Times New Roman" w:eastAsia="Times New Roman"/>
+          <w:b/>
+          <w:i w:val="0"/>
+          <w:sz w:val="28"/>
+        </w:rPr>
+        <w:t>4.2.1. Вращение и масштаб</w:t>
+      </w:r>
+    </w:p>
+    <w:p>
+      <w:pPr>
+        <w:spacing w:line="360" w:lineRule="auto"/>
+        <w:ind w:firstLine="709"/>
+        <w:jc w:val="both"/>
+      </w:pPr>
+      <w:r>
+        <w:rPr>
+          <w:rFonts w:ascii="Times New Roman" w:hAnsi="Times New Roman" w:eastAsia="Times New Roman"/>
+          <w:b w:val="0"/>
+          <w:i w:val="0"/>
+          <w:sz w:val="28"/>
+        </w:rPr>
+        <w:t>Для вращения модели удерживайте левую кнопку мыши и перемещайте курсор (на сенсорной панели — перемещайте палец по области модели). Для изменения масштаба используйте кнопки «−», «100%», «+» под просмотрщиком (рисунок 36) или жест «щипок» на мобильном устройстве.</w:t>
+      </w:r>
+    </w:p>
+    <w:p>
+      <w:pPr>
+        <w:spacing w:before="120"/>
+        <w:ind w:firstLine="0"/>
+        <w:jc w:val="center"/>
+      </w:pPr>
+      <w:r>
+        <w:rPr>
+          <w:rFonts w:ascii="Times New Roman" w:hAnsi="Times New Roman" w:eastAsia="Times New Roman"/>
+          <w:b w:val="0"/>
+          <w:i/>
+          <w:sz w:val="28"/>
+        </w:rPr>
+        <w:t>[ Вставьте рисунок 36 ]</w:t>
+      </w:r>
+    </w:p>
+    <w:p>
+      <w:pPr>
+        <w:ind w:firstLine="0"/>
+        <w:jc w:val="center"/>
+      </w:pPr>
+      <w:r>
+        <w:rPr>
+          <w:rFonts w:ascii="Times New Roman" w:hAnsi="Times New Roman" w:eastAsia="Times New Roman"/>
+          <w:b w:val="0"/>
+          <w:i/>
+          <w:sz w:val="28"/>
+        </w:rPr>
+        <w:t>Рисунок 36 – Управление масштабом и автопрокруткой 3D-модели</w:t>
+      </w:r>
+    </w:p>
+    <w:p/>
+    <w:p>
+      <w:pPr>
+        <w:spacing w:before="120"/>
+        <w:ind w:firstLine="0"/>
+      </w:pPr>
+      <w:r>
+        <w:rPr>
+          <w:rFonts w:ascii="Times New Roman" w:hAnsi="Times New Roman" w:eastAsia="Times New Roman"/>
+          <w:b/>
+          <w:i w:val="0"/>
+          <w:sz w:val="28"/>
+        </w:rPr>
+        <w:t>4.2.2. Автопрокрутка и источник GLB</w:t>
+      </w:r>
+    </w:p>
+    <w:p>
+      <w:pPr>
+        <w:spacing w:line="360" w:lineRule="auto"/>
+        <w:ind w:firstLine="709"/>
+        <w:jc w:val="both"/>
+      </w:pPr>
+      <w:r>
+        <w:rPr>
+          <w:rFonts w:ascii="Times New Roman" w:hAnsi="Times New Roman" w:eastAsia="Times New Roman"/>
+          <w:b w:val="0"/>
+          <w:i w:val="0"/>
+          <w:sz w:val="28"/>
+        </w:rPr>
+        <w:t>Кнопка «Автопрокрутка: вкл/выкл» включает или отключает медленное автоматическое вращение модели. Кнопка «Открыть GLB-источник» открывает файл модели в новой вкладке браузера (для проверки загрузки файла).</w:t>
+      </w:r>
+    </w:p>
+    <w:p>
+      <w:pPr>
+        <w:spacing w:before="120"/>
+        <w:ind w:firstLine="0"/>
+      </w:pPr>
+      <w:r>
+        <w:rPr>
+          <w:rFonts w:ascii="Times New Roman" w:hAnsi="Times New Roman" w:eastAsia="Times New Roman"/>
+          <w:b/>
+          <w:i w:val="0"/>
+          <w:sz w:val="28"/>
+        </w:rPr>
+        <w:t>4.3. Работа с меню «бургер»</w:t>
+      </w:r>
+    </w:p>
+    <w:p>
+      <w:pPr>
+        <w:spacing w:line="360" w:lineRule="auto"/>
+        <w:ind w:firstLine="709"/>
+        <w:jc w:val="both"/>
+      </w:pPr>
+      <w:r>
+        <w:rPr>
+          <w:rFonts w:ascii="Times New Roman" w:hAnsi="Times New Roman" w:eastAsia="Times New Roman"/>
+          <w:b w:val="0"/>
+          <w:i w:val="0"/>
+          <w:sz w:val="28"/>
+        </w:rPr>
+        <w:t>Меню вызывается нажатием на кнопку с тремя полосками в шапке (рисунок 37). Повторное нажатие или клик вне области меню закрывает список.</w:t>
+      </w:r>
+    </w:p>
+    <w:p>
+      <w:pPr>
+        <w:spacing w:before="120"/>
+        <w:ind w:firstLine="0"/>
+        <w:jc w:val="center"/>
+      </w:pPr>
+      <w:r>
+        <w:rPr>
+          <w:rFonts w:ascii="Times New Roman" w:hAnsi="Times New Roman" w:eastAsia="Times New Roman"/>
+          <w:b w:val="0"/>
+          <w:i/>
+          <w:sz w:val="28"/>
+        </w:rPr>
+        <w:t>[ Вставьте рисунок 37 ]</w:t>
+      </w:r>
+    </w:p>
+    <w:p>
+      <w:pPr>
+        <w:ind w:firstLine="0"/>
+        <w:jc w:val="center"/>
+      </w:pPr>
+      <w:r>
+        <w:rPr>
+          <w:rFonts w:ascii="Times New Roman" w:hAnsi="Times New Roman" w:eastAsia="Times New Roman"/>
+          <w:b w:val="0"/>
+          <w:i/>
+          <w:sz w:val="28"/>
+        </w:rPr>
+        <w:t>Рисунок 37 – Кнопка меню «бургер»</w:t>
+      </w:r>
+    </w:p>
+    <w:p/>
+    <w:p>
+      <w:pPr>
+        <w:spacing w:line="360" w:lineRule="auto"/>
+        <w:ind w:firstLine="709"/>
+        <w:jc w:val="both"/>
+      </w:pPr>
+      <w:r>
+        <w:rPr>
+          <w:rFonts w:ascii="Times New Roman" w:hAnsi="Times New Roman" w:eastAsia="Times New Roman"/>
+          <w:b w:val="0"/>
+          <w:i w:val="0"/>
+          <w:sz w:val="28"/>
+        </w:rPr>
+        <w:t>В открывшемся списке (рисунок 38) доступны пункты:</w:t>
+      </w:r>
+    </w:p>
+    <w:p>
+      <w:pPr>
+        <w:spacing w:line="360" w:lineRule="auto"/>
+        <w:ind w:firstLine="0" w:left="709"/>
+      </w:pPr>
+      <w:r>
+        <w:rPr>
+          <w:rFonts w:ascii="Times New Roman" w:hAnsi="Times New Roman" w:eastAsia="Times New Roman"/>
+          <w:b w:val="0"/>
+          <w:i w:val="0"/>
+          <w:sz w:val="28"/>
+        </w:rPr>
+        <w:t>–</w:t>
+        <w:tab/>
+        <w:t>«Загрузить модель» — переход к вводу пароля администратора;</w:t>
+      </w:r>
+    </w:p>
+    <w:p>
+      <w:pPr>
+        <w:spacing w:line="360" w:lineRule="auto"/>
+        <w:ind w:firstLine="0" w:left="709"/>
+      </w:pPr>
+      <w:r>
+        <w:rPr>
+          <w:rFonts w:ascii="Times New Roman" w:hAnsi="Times New Roman" w:eastAsia="Times New Roman"/>
+          <w:b w:val="0"/>
+          <w:i w:val="0"/>
+          <w:sz w:val="28"/>
+        </w:rPr>
+        <w:t>–</w:t>
+        <w:tab/>
+        <w:t>«База знаний (FAQ)» — справочные статьи;</w:t>
+      </w:r>
+    </w:p>
+    <w:p>
+      <w:pPr>
+        <w:spacing w:line="360" w:lineRule="auto"/>
+        <w:ind w:firstLine="0" w:left="709"/>
+      </w:pPr>
+      <w:r>
+        <w:rPr>
+          <w:rFonts w:ascii="Times New Roman" w:hAnsi="Times New Roman" w:eastAsia="Times New Roman"/>
+          <w:b w:val="0"/>
+          <w:i w:val="0"/>
+          <w:sz w:val="28"/>
+        </w:rPr>
+        <w:t>–</w:t>
+        <w:tab/>
+        <w:t>«О нас» — описание проекта.</w:t>
+      </w:r>
+    </w:p>
+    <w:p>
+      <w:pPr>
+        <w:spacing w:before="120"/>
+        <w:ind w:firstLine="0"/>
+        <w:jc w:val="center"/>
+      </w:pPr>
+      <w:r>
+        <w:rPr>
+          <w:rFonts w:ascii="Times New Roman" w:hAnsi="Times New Roman" w:eastAsia="Times New Roman"/>
+          <w:b w:val="0"/>
+          <w:i/>
+          <w:sz w:val="28"/>
+        </w:rPr>
+        <w:t>[ Вставьте рисунок 38 ]</w:t>
+      </w:r>
+    </w:p>
+    <w:p>
+      <w:pPr>
+        <w:ind w:firstLine="0"/>
+        <w:jc w:val="center"/>
+      </w:pPr>
+      <w:r>
+        <w:rPr>
+          <w:rFonts w:ascii="Times New Roman" w:hAnsi="Times New Roman" w:eastAsia="Times New Roman"/>
+          <w:b w:val="0"/>
+          <w:i/>
+          <w:sz w:val="28"/>
+        </w:rPr>
+        <w:t>Рисунок 38 – Открытое выпадающее меню</w:t>
+      </w:r>
+    </w:p>
+    <w:p/>
+    <w:p>
+      <w:pPr>
+        <w:spacing w:before="120"/>
+        <w:ind w:firstLine="0"/>
+      </w:pPr>
+      <w:r>
+        <w:rPr>
+          <w:rFonts w:ascii="Times New Roman" w:hAnsi="Times New Roman" w:eastAsia="Times New Roman"/>
+          <w:b/>
+          <w:i w:val="0"/>
+          <w:sz w:val="28"/>
+        </w:rPr>
+        <w:t>4.3.1. База знаний (FAQ)</w:t>
+      </w:r>
+    </w:p>
+    <w:p>
+      <w:pPr>
+        <w:spacing w:line="360" w:lineRule="auto"/>
+        <w:ind w:firstLine="709"/>
+        <w:jc w:val="both"/>
+      </w:pPr>
+      <w:r>
+        <w:rPr>
+          <w:rFonts w:ascii="Times New Roman" w:hAnsi="Times New Roman" w:eastAsia="Times New Roman"/>
+          <w:b w:val="0"/>
+          <w:i w:val="0"/>
+          <w:sz w:val="28"/>
+        </w:rPr>
+        <w:t>Выберите пункт «База знаний (FAQ)». Откроется модальное окно со списком статей (рисунок 39). Нажмите на заголовок статьи, чтобы раскрыть текст. Закройте окно кнопкой «×» или кликом по затемнённой области.</w:t>
+      </w:r>
+    </w:p>
+    <w:p>
+      <w:pPr>
+        <w:spacing w:before="120"/>
+        <w:ind w:firstLine="0"/>
+        <w:jc w:val="center"/>
+      </w:pPr>
+      <w:r>
+        <w:rPr>
+          <w:rFonts w:ascii="Times New Roman" w:hAnsi="Times New Roman" w:eastAsia="Times New Roman"/>
+          <w:b w:val="0"/>
+          <w:i/>
+          <w:sz w:val="28"/>
+        </w:rPr>
+        <w:t>[ Вставьте рисунок 39 ]</w:t>
+      </w:r>
+    </w:p>
+    <w:p>
+      <w:pPr>
+        <w:ind w:firstLine="0"/>
+        <w:jc w:val="center"/>
+      </w:pPr>
+      <w:r>
+        <w:rPr>
+          <w:rFonts w:ascii="Times New Roman" w:hAnsi="Times New Roman" w:eastAsia="Times New Roman"/>
+          <w:b w:val="0"/>
+          <w:i/>
+          <w:sz w:val="28"/>
+        </w:rPr>
+        <w:t>Рисунок 39 – Модальное окно «База знаний (FAQ)»</w:t>
+      </w:r>
+    </w:p>
+    <w:p/>
+    <w:p>
+      <w:pPr>
+        <w:spacing w:before="120"/>
+        <w:ind w:firstLine="0"/>
+      </w:pPr>
+      <w:r>
+        <w:rPr>
+          <w:rFonts w:ascii="Times New Roman" w:hAnsi="Times New Roman" w:eastAsia="Times New Roman"/>
+          <w:b/>
+          <w:i w:val="0"/>
+          <w:sz w:val="28"/>
+        </w:rPr>
+        <w:t>4.3.2. Раздел «О нас»</w:t>
+      </w:r>
+    </w:p>
+    <w:p>
+      <w:pPr>
+        <w:spacing w:line="360" w:lineRule="auto"/>
+        <w:ind w:firstLine="709"/>
+        <w:jc w:val="both"/>
+      </w:pPr>
+      <w:r>
+        <w:rPr>
+          <w:rFonts w:ascii="Times New Roman" w:hAnsi="Times New Roman" w:eastAsia="Times New Roman"/>
+          <w:b w:val="0"/>
+          <w:i w:val="0"/>
+          <w:sz w:val="28"/>
+        </w:rPr>
+        <w:t>Пункт «О нас» открывает модальное окно с кратким описанием назначения системы (рисунок 40).</w:t>
+      </w:r>
+    </w:p>
+    <w:p>
+      <w:pPr>
+        <w:spacing w:before="120"/>
+        <w:ind w:firstLine="0"/>
+        <w:jc w:val="center"/>
+      </w:pPr>
+      <w:r>
+        <w:rPr>
+          <w:rFonts w:ascii="Times New Roman" w:hAnsi="Times New Roman" w:eastAsia="Times New Roman"/>
+          <w:b w:val="0"/>
+          <w:i/>
+          <w:sz w:val="28"/>
+        </w:rPr>
+        <w:t>[ Вставьте рисунок 40 ]</w:t>
+      </w:r>
+    </w:p>
+    <w:p>
+      <w:pPr>
+        <w:ind w:firstLine="0"/>
+        <w:jc w:val="center"/>
+      </w:pPr>
+      <w:r>
+        <w:rPr>
+          <w:rFonts w:ascii="Times New Roman" w:hAnsi="Times New Roman" w:eastAsia="Times New Roman"/>
+          <w:b w:val="0"/>
+          <w:i/>
+          <w:sz w:val="28"/>
+        </w:rPr>
+        <w:t>Рисунок 40 – Модальное окно «О нас»</w:t>
+      </w:r>
+    </w:p>
+    <w:p/>
+    <w:p>
+      <w:pPr>
+        <w:spacing w:before="120"/>
+        <w:ind w:firstLine="0"/>
+      </w:pPr>
+      <w:r>
+        <w:rPr>
+          <w:rFonts w:ascii="Times New Roman" w:hAnsi="Times New Roman" w:eastAsia="Times New Roman"/>
+          <w:b/>
+          <w:i w:val="0"/>
+          <w:sz w:val="28"/>
+        </w:rPr>
+        <w:t>4.4. Подвал сайта и юридические сведения</w:t>
+      </w:r>
+    </w:p>
+    <w:p>
+      <w:pPr>
+        <w:spacing w:line="360" w:lineRule="auto"/>
+        <w:ind w:firstLine="709"/>
+        <w:jc w:val="both"/>
+      </w:pPr>
+      <w:r>
+        <w:rPr>
+          <w:rFonts w:ascii="Times New Roman" w:hAnsi="Times New Roman" w:eastAsia="Times New Roman"/>
+          <w:b w:val="0"/>
+          <w:i w:val="0"/>
+          <w:sz w:val="28"/>
+        </w:rPr>
+        <w:t>В нижней части главной страницы (рисунок 41) расположены кнопка GitHub (открывает репозиторий проекта в новой вкладке) и ссылки «Файлы cookie» и «Политика конфиденциальности». Нажатие на ссылку открывает соответствующее модальное окно (рисунки 42 и 43).</w:t>
+      </w:r>
+    </w:p>
+    <w:p>
+      <w:pPr>
+        <w:spacing w:before="120"/>
+        <w:ind w:firstLine="0"/>
+        <w:jc w:val="center"/>
+      </w:pPr>
+      <w:r>
+        <w:rPr>
+          <w:rFonts w:ascii="Times New Roman" w:hAnsi="Times New Roman" w:eastAsia="Times New Roman"/>
+          <w:b w:val="0"/>
+          <w:i/>
+          <w:sz w:val="28"/>
+        </w:rPr>
+        <w:t>[ Вставьте рисунок 41 ]</w:t>
+      </w:r>
+    </w:p>
+    <w:p>
+      <w:pPr>
+        <w:ind w:firstLine="0"/>
+        <w:jc w:val="center"/>
+      </w:pPr>
+      <w:r>
+        <w:rPr>
+          <w:rFonts w:ascii="Times New Roman" w:hAnsi="Times New Roman" w:eastAsia="Times New Roman"/>
+          <w:b w:val="0"/>
+          <w:i/>
+          <w:sz w:val="28"/>
+        </w:rPr>
+        <w:t>Рисунок 41 – Подвал главной страницы</w:t>
+      </w:r>
+    </w:p>
+    <w:p/>
+    <w:p>
+      <w:pPr>
+        <w:spacing w:before="120"/>
+        <w:ind w:firstLine="0"/>
+        <w:jc w:val="center"/>
+      </w:pPr>
+      <w:r>
+        <w:rPr>
+          <w:rFonts w:ascii="Times New Roman" w:hAnsi="Times New Roman" w:eastAsia="Times New Roman"/>
+          <w:b w:val="0"/>
+          <w:i/>
+          <w:sz w:val="28"/>
+        </w:rPr>
+        <w:t>[ Вставьте рисунок 42 ]</w:t>
+      </w:r>
+    </w:p>
+    <w:p>
+      <w:pPr>
+        <w:ind w:firstLine="0"/>
+        <w:jc w:val="center"/>
+      </w:pPr>
+      <w:r>
+        <w:rPr>
+          <w:rFonts w:ascii="Times New Roman" w:hAnsi="Times New Roman" w:eastAsia="Times New Roman"/>
+          <w:b w:val="0"/>
+          <w:i/>
+          <w:sz w:val="28"/>
+        </w:rPr>
+        <w:t>Рисунок 42 – Модальное окно «Файлы cookie»</w:t>
+      </w:r>
+    </w:p>
+    <w:p/>
+    <w:p>
+      <w:pPr>
+        <w:spacing w:before="120"/>
+        <w:ind w:firstLine="0"/>
+        <w:jc w:val="center"/>
+      </w:pPr>
+      <w:r>
+        <w:rPr>
+          <w:rFonts w:ascii="Times New Roman" w:hAnsi="Times New Roman" w:eastAsia="Times New Roman"/>
+          <w:b w:val="0"/>
+          <w:i/>
+          <w:sz w:val="28"/>
+        </w:rPr>
+        <w:t>[ Вставьте рисунок 43 ]</w:t>
+      </w:r>
+    </w:p>
+    <w:p>
+      <w:pPr>
+        <w:ind w:firstLine="0"/>
+        <w:jc w:val="center"/>
+      </w:pPr>
+      <w:r>
+        <w:rPr>
+          <w:rFonts w:ascii="Times New Roman" w:hAnsi="Times New Roman" w:eastAsia="Times New Roman"/>
+          <w:b w:val="0"/>
+          <w:i/>
+          <w:sz w:val="28"/>
+        </w:rPr>
+        <w:t>Рисунок 43 – Модальное окно «Политика конфиденциальности»</w:t>
+      </w:r>
+    </w:p>
+    <w:p/>
+    <w:p>
+      <w:pPr>
+        <w:spacing w:before="120"/>
+        <w:ind w:firstLine="0"/>
+      </w:pPr>
+      <w:r>
+        <w:rPr>
+          <w:rFonts w:ascii="Times New Roman" w:hAnsi="Times New Roman" w:eastAsia="Times New Roman"/>
+          <w:b/>
+          <w:i w:val="0"/>
+          <w:sz w:val="28"/>
+        </w:rPr>
+        <w:t>4.5. Админ-панель: вход и добавление экспоната</w:t>
+      </w:r>
+    </w:p>
+    <w:p>
+      <w:pPr>
+        <w:spacing w:line="360" w:lineRule="auto"/>
+        <w:ind w:firstLine="709"/>
+        <w:jc w:val="both"/>
+      </w:pPr>
+      <w:r>
+        <w:rPr>
+          <w:rFonts w:ascii="Times New Roman" w:hAnsi="Times New Roman" w:eastAsia="Times New Roman"/>
+          <w:b w:val="0"/>
+          <w:i w:val="0"/>
+          <w:sz w:val="28"/>
+        </w:rPr>
+        <w:t>Операции добавления и изменения каталога доступны только авторизованному администратору.</w:t>
+      </w:r>
+    </w:p>
+    <w:p>
+      <w:pPr>
+        <w:spacing w:before="120"/>
+        <w:ind w:firstLine="0"/>
+      </w:pPr>
+      <w:r>
+        <w:rPr>
+          <w:rFonts w:ascii="Times New Roman" w:hAnsi="Times New Roman" w:eastAsia="Times New Roman"/>
+          <w:b/>
+          <w:i w:val="0"/>
+          <w:sz w:val="28"/>
+        </w:rPr>
+        <w:t>4.5.1. Вход в админ-панель</w:t>
+      </w:r>
+    </w:p>
+    <w:p>
+      <w:pPr>
+        <w:spacing w:line="360" w:lineRule="auto"/>
+        <w:ind w:firstLine="709"/>
+        <w:jc w:val="both"/>
+      </w:pPr>
+      <w:r>
+        <w:rPr>
+          <w:rFonts w:ascii="Times New Roman" w:hAnsi="Times New Roman" w:eastAsia="Times New Roman"/>
+          <w:b w:val="0"/>
+          <w:i w:val="0"/>
+          <w:sz w:val="28"/>
+        </w:rPr>
+        <w:t>В меню «бургер» выберите «Загрузить модель». В модальном окне (рисунок 44) введите мастер-пароль и нажмите «Открыть форму». При верном пароле откроется страница admin.html.</w:t>
+      </w:r>
+    </w:p>
+    <w:p>
+      <w:pPr>
+        <w:spacing w:before="120"/>
+        <w:ind w:firstLine="0"/>
+        <w:jc w:val="center"/>
+      </w:pPr>
+      <w:r>
+        <w:rPr>
+          <w:rFonts w:ascii="Times New Roman" w:hAnsi="Times New Roman" w:eastAsia="Times New Roman"/>
+          <w:b w:val="0"/>
+          <w:i/>
+          <w:sz w:val="28"/>
+        </w:rPr>
+        <w:t>[ Вставьте рисунок 44 ]</w:t>
+      </w:r>
+    </w:p>
+    <w:p>
+      <w:pPr>
+        <w:ind w:firstLine="0"/>
+        <w:jc w:val="center"/>
+      </w:pPr>
+      <w:r>
+        <w:rPr>
+          <w:rFonts w:ascii="Times New Roman" w:hAnsi="Times New Roman" w:eastAsia="Times New Roman"/>
+          <w:b w:val="0"/>
+          <w:i/>
+          <w:sz w:val="28"/>
+        </w:rPr>
+        <w:t>Рисунок 44 – Ввод пароля администратора</w:t>
+      </w:r>
+    </w:p>
+    <w:p/>
+    <w:p>
+      <w:pPr>
+        <w:spacing w:line="360" w:lineRule="auto"/>
+        <w:ind w:firstLine="709"/>
+        <w:jc w:val="both"/>
+      </w:pPr>
+      <w:r>
+        <w:rPr>
+          <w:rFonts w:ascii="Times New Roman" w:hAnsi="Times New Roman" w:eastAsia="Times New Roman"/>
+          <w:b w:val="0"/>
+          <w:i w:val="0"/>
+          <w:sz w:val="28"/>
+        </w:rPr>
+        <w:t>Внимание: не сообщайте пароль студентам. В production используйте пароль, отличный от значения по умолчанию admin123.</w:t>
+      </w:r>
+    </w:p>
+    <w:p>
+      <w:pPr>
+        <w:spacing w:before="120"/>
+        <w:ind w:firstLine="0"/>
+      </w:pPr>
+      <w:r>
+        <w:rPr>
+          <w:rFonts w:ascii="Times New Roman" w:hAnsi="Times New Roman" w:eastAsia="Times New Roman"/>
+          <w:b/>
+          <w:i w:val="0"/>
+          <w:sz w:val="28"/>
+        </w:rPr>
+        <w:t>4.5.2. Добавление нового экспоната</w:t>
+      </w:r>
+    </w:p>
+    <w:p>
+      <w:pPr>
+        <w:spacing w:line="360" w:lineRule="auto"/>
+        <w:ind w:firstLine="709"/>
+        <w:jc w:val="both"/>
+      </w:pPr>
+      <w:r>
+        <w:rPr>
+          <w:rFonts w:ascii="Times New Roman" w:hAnsi="Times New Roman" w:eastAsia="Times New Roman"/>
+          <w:b w:val="0"/>
+          <w:i w:val="0"/>
+          <w:sz w:val="28"/>
+        </w:rPr>
+        <w:t>На странице админ-панели заполните форму (рисунок 45): выберите специальность, укажите название, тип, краткое и полное описание, особенности (каждая с новой строки). Укажите URL файла GLB или нажмите «Выбрать файл» и укажите файл с расширением .glb. Нажмите «Добавить модель и сгенерировать QR».</w:t>
+      </w:r>
+    </w:p>
+    <w:p>
+      <w:pPr>
+        <w:spacing w:before="120"/>
+        <w:ind w:firstLine="0"/>
+        <w:jc w:val="center"/>
+      </w:pPr>
+      <w:r>
+        <w:rPr>
+          <w:rFonts w:ascii="Times New Roman" w:hAnsi="Times New Roman" w:eastAsia="Times New Roman"/>
+          <w:b w:val="0"/>
+          <w:i/>
+          <w:sz w:val="28"/>
+        </w:rPr>
+        <w:t>[ Вставьте рисунок 45 ]</w:t>
+      </w:r>
+    </w:p>
+    <w:p>
+      <w:pPr>
+        <w:ind w:firstLine="0"/>
+        <w:jc w:val="center"/>
+      </w:pPr>
+      <w:r>
+        <w:rPr>
+          <w:rFonts w:ascii="Times New Roman" w:hAnsi="Times New Roman" w:eastAsia="Times New Roman"/>
+          <w:b w:val="0"/>
+          <w:i/>
+          <w:sz w:val="28"/>
+        </w:rPr>
+        <w:t>Рисунок 45 – Форма добавления 3D-модели в админ-панели</w:t>
+      </w:r>
+    </w:p>
+    <w:p/>
+    <w:p>
+      <w:pPr>
+        <w:spacing w:line="360" w:lineRule="auto"/>
+        <w:ind w:firstLine="709"/>
+        <w:jc w:val="both"/>
+      </w:pPr>
+      <w:r>
+        <w:rPr>
+          <w:rFonts w:ascii="Times New Roman" w:hAnsi="Times New Roman" w:eastAsia="Times New Roman"/>
+          <w:b w:val="0"/>
+          <w:i w:val="0"/>
+          <w:sz w:val="28"/>
+        </w:rPr>
+        <w:t>При корректном заполнении полей появится модальное окно с QR-кодом (рисунок 46). Нажмите «Печать QR» для печати кода и размещения на стенде. Ссылка в QR ведёт на страницу view.html?id=&lt;идентификатор&gt;.</w:t>
+      </w:r>
+    </w:p>
+    <w:p>
+      <w:pPr>
+        <w:spacing w:before="120"/>
+        <w:ind w:firstLine="0"/>
+        <w:jc w:val="center"/>
+      </w:pPr>
+      <w:r>
+        <w:rPr>
+          <w:rFonts w:ascii="Times New Roman" w:hAnsi="Times New Roman" w:eastAsia="Times New Roman"/>
+          <w:b w:val="0"/>
+          <w:i/>
+          <w:sz w:val="28"/>
+        </w:rPr>
+        <w:t>[ Вставьте рисунок 46 ]</w:t>
+      </w:r>
+    </w:p>
+    <w:p>
+      <w:pPr>
+        <w:ind w:firstLine="0"/>
+        <w:jc w:val="center"/>
+      </w:pPr>
+      <w:r>
+        <w:rPr>
+          <w:rFonts w:ascii="Times New Roman" w:hAnsi="Times New Roman" w:eastAsia="Times New Roman"/>
+          <w:b w:val="0"/>
+          <w:i/>
+          <w:sz w:val="28"/>
+        </w:rPr>
+        <w:t>Рисунок 46 – QR-код после добавления модели</w:t>
+      </w:r>
+    </w:p>
+    <w:p/>
+    <w:p>
+      <w:pPr>
+        <w:spacing w:before="120"/>
+        <w:ind w:firstLine="0"/>
+      </w:pPr>
+      <w:r>
+        <w:rPr>
+          <w:rFonts w:ascii="Times New Roman" w:hAnsi="Times New Roman" w:eastAsia="Times New Roman"/>
+          <w:b/>
+          <w:i w:val="0"/>
+          <w:sz w:val="28"/>
+        </w:rPr>
+        <w:t>4.6. Редактирование и удаление экспоната</w:t>
+      </w:r>
+    </w:p>
+    <w:p>
+      <w:pPr>
+        <w:spacing w:before="120"/>
+        <w:ind w:firstLine="0"/>
+      </w:pPr>
+      <w:r>
+        <w:rPr>
+          <w:rFonts w:ascii="Times New Roman" w:hAnsi="Times New Roman" w:eastAsia="Times New Roman"/>
+          <w:b/>
+          <w:i w:val="0"/>
+          <w:sz w:val="28"/>
+        </w:rPr>
+        <w:t>4.6.1. Редактирование</w:t>
+      </w:r>
+    </w:p>
+    <w:p>
+      <w:pPr>
+        <w:spacing w:line="360" w:lineRule="auto"/>
+        <w:ind w:firstLine="709"/>
+        <w:jc w:val="both"/>
+      </w:pPr>
+      <w:r>
+        <w:rPr>
+          <w:rFonts w:ascii="Times New Roman" w:hAnsi="Times New Roman" w:eastAsia="Times New Roman"/>
+          <w:b w:val="0"/>
+          <w:i w:val="0"/>
+          <w:sz w:val="28"/>
+        </w:rPr>
+        <w:t>В блоке «QR-коды и управление объектами» (рисунок 47) найдите карточку объекта и нажмите «Изменить». Данные подставятся в форму вверху страницы (рисунок 48). Внесите изменения и нажмите «Сохранить изменения». После успешного сохранения отобразится обновлённый QR-код.</w:t>
+      </w:r>
+    </w:p>
+    <w:p>
+      <w:pPr>
+        <w:spacing w:before="120"/>
+        <w:ind w:firstLine="0"/>
+        <w:jc w:val="center"/>
+      </w:pPr>
+      <w:r>
+        <w:rPr>
+          <w:rFonts w:ascii="Times New Roman" w:hAnsi="Times New Roman" w:eastAsia="Times New Roman"/>
+          <w:b w:val="0"/>
+          <w:i/>
+          <w:sz w:val="28"/>
+        </w:rPr>
+        <w:t>[ Вставьте рисунок 47 ]</w:t>
+      </w:r>
+    </w:p>
+    <w:p>
+      <w:pPr>
+        <w:ind w:firstLine="0"/>
+        <w:jc w:val="center"/>
+      </w:pPr>
+      <w:r>
+        <w:rPr>
+          <w:rFonts w:ascii="Times New Roman" w:hAnsi="Times New Roman" w:eastAsia="Times New Roman"/>
+          <w:b w:val="0"/>
+          <w:i/>
+          <w:sz w:val="28"/>
+        </w:rPr>
+        <w:t>Рисунок 47 – Каталог объектов в админ-панели</w:t>
+      </w:r>
+    </w:p>
+    <w:p/>
+    <w:p>
+      <w:pPr>
+        <w:spacing w:before="120"/>
+        <w:ind w:firstLine="0"/>
+        <w:jc w:val="center"/>
+      </w:pPr>
+      <w:r>
+        <w:rPr>
+          <w:rFonts w:ascii="Times New Roman" w:hAnsi="Times New Roman" w:eastAsia="Times New Roman"/>
+          <w:b w:val="0"/>
+          <w:i/>
+          <w:sz w:val="28"/>
+        </w:rPr>
+        <w:t>[ Вставьте рисунок 48 ]</w:t>
+      </w:r>
+    </w:p>
+    <w:p>
+      <w:pPr>
+        <w:ind w:firstLine="0"/>
+        <w:jc w:val="center"/>
+      </w:pPr>
+      <w:r>
+        <w:rPr>
+          <w:rFonts w:ascii="Times New Roman" w:hAnsi="Times New Roman" w:eastAsia="Times New Roman"/>
+          <w:b w:val="0"/>
+          <w:i/>
+          <w:sz w:val="28"/>
+        </w:rPr>
+        <w:t>Рисунок 48 – Форма редактирования экспоната</w:t>
+      </w:r>
+    </w:p>
+    <w:p/>
+    <w:p>
+      <w:pPr>
+        <w:spacing w:before="120"/>
+        <w:ind w:firstLine="0"/>
+      </w:pPr>
+      <w:r>
+        <w:rPr>
+          <w:rFonts w:ascii="Times New Roman" w:hAnsi="Times New Roman" w:eastAsia="Times New Roman"/>
+          <w:b/>
+          <w:i w:val="0"/>
+          <w:sz w:val="28"/>
+        </w:rPr>
+        <w:t>4.6.2. Удаление</w:t>
+      </w:r>
+    </w:p>
+    <w:p>
+      <w:pPr>
+        <w:spacing w:line="360" w:lineRule="auto"/>
+        <w:ind w:firstLine="709"/>
+        <w:jc w:val="both"/>
+      </w:pPr>
+      <w:r>
+        <w:rPr>
+          <w:rFonts w:ascii="Times New Roman" w:hAnsi="Times New Roman" w:eastAsia="Times New Roman"/>
+          <w:b w:val="0"/>
+          <w:i w:val="0"/>
+          <w:sz w:val="28"/>
+        </w:rPr>
+        <w:t>Нажмите кнопку «Удалить» в строке объекта. В диалоге подтверждения (рисунок 49) нажмите «ОК» для удаления или отмените операцию.</w:t>
+      </w:r>
+    </w:p>
+    <w:p>
+      <w:pPr>
+        <w:spacing w:before="120"/>
+        <w:ind w:firstLine="0"/>
+        <w:jc w:val="center"/>
+      </w:pPr>
+      <w:r>
+        <w:rPr>
+          <w:rFonts w:ascii="Times New Roman" w:hAnsi="Times New Roman" w:eastAsia="Times New Roman"/>
+          <w:b w:val="0"/>
+          <w:i/>
+          <w:sz w:val="28"/>
+        </w:rPr>
+        <w:t>[ Вставьте рисунок 49 ]</w:t>
+      </w:r>
+    </w:p>
+    <w:p>
+      <w:pPr>
+        <w:ind w:firstLine="0"/>
+        <w:jc w:val="center"/>
+      </w:pPr>
+      <w:r>
+        <w:rPr>
+          <w:rFonts w:ascii="Times New Roman" w:hAnsi="Times New Roman" w:eastAsia="Times New Roman"/>
+          <w:b w:val="0"/>
+          <w:i/>
+          <w:sz w:val="28"/>
+        </w:rPr>
+        <w:t>Рисунок 49 – Подтверждение удаления объекта</w:t>
+      </w:r>
+    </w:p>
+    <w:p/>
+    <w:p>
+      <w:pPr>
+        <w:spacing w:line="360" w:lineRule="auto"/>
+        <w:ind w:firstLine="709"/>
+        <w:jc w:val="both"/>
+      </w:pPr>
+      <w:r>
+        <w:rPr>
+          <w:rFonts w:ascii="Times New Roman" w:hAnsi="Times New Roman" w:eastAsia="Times New Roman"/>
+          <w:b w:val="0"/>
+          <w:i w:val="0"/>
+          <w:sz w:val="28"/>
+        </w:rPr>
+        <w:t>Внимание: удаление необратимо. Вместе с записью в базе удаляются связанные записи журнала сканирований; файл GLB на диске сервера также удаляется, если модель хранилась в каталоге /models/.</w:t>
+      </w:r>
+    </w:p>
+    <w:p>
+      <w:pPr>
+        <w:spacing w:before="120"/>
+        <w:ind w:firstLine="0"/>
+      </w:pPr>
+      <w:r>
+        <w:rPr>
+          <w:rFonts w:ascii="Times New Roman" w:hAnsi="Times New Roman" w:eastAsia="Times New Roman"/>
+          <w:b/>
+          <w:i w:val="0"/>
+          <w:sz w:val="28"/>
+        </w:rPr>
+        <w:t>4.7. Просмотр по QR-коду на смартфоне</w:t>
+      </w:r>
+    </w:p>
+    <w:p>
+      <w:pPr>
+        <w:spacing w:line="360" w:lineRule="auto"/>
+        <w:ind w:firstLine="709"/>
+        <w:jc w:val="both"/>
+      </w:pPr>
+      <w:r>
+        <w:rPr>
+          <w:rFonts w:ascii="Times New Roman" w:hAnsi="Times New Roman" w:eastAsia="Times New Roman"/>
+          <w:b w:val="0"/>
+          <w:i w:val="0"/>
+          <w:sz w:val="28"/>
+        </w:rPr>
+        <w:t>Распечатайте QR-код из админ-панели и разместите у учебного стенда. Студент сканирует код камерой телефона — откроется страница полноэкранного просмотра (рисунок 50). Управление моделью выполняется жестами. Факт сканирования фиксируется в журнале сервера.</w:t>
+      </w:r>
+    </w:p>
+    <w:p>
+      <w:pPr>
+        <w:spacing w:before="120"/>
+        <w:ind w:firstLine="0"/>
+        <w:jc w:val="center"/>
+      </w:pPr>
+      <w:r>
+        <w:rPr>
+          <w:rFonts w:ascii="Times New Roman" w:hAnsi="Times New Roman" w:eastAsia="Times New Roman"/>
+          <w:b w:val="0"/>
+          <w:i/>
+          <w:sz w:val="28"/>
+        </w:rPr>
+        <w:t>[ Вставьте рисунок 50 ]</w:t>
+      </w:r>
+    </w:p>
+    <w:p>
+      <w:pPr>
+        <w:ind w:firstLine="0"/>
+        <w:jc w:val="center"/>
+      </w:pPr>
+      <w:r>
+        <w:rPr>
+          <w:rFonts w:ascii="Times New Roman" w:hAnsi="Times New Roman" w:eastAsia="Times New Roman"/>
+          <w:b w:val="0"/>
+          <w:i/>
+          <w:sz w:val="28"/>
+        </w:rPr>
+        <w:t>Рисунок 50 – Полноэкранный просмотр на мобильном устройстве (view.html)</w:t>
+      </w:r>
+    </w:p>
+    <w:p/>
+    <w:p>
+      <w:pPr>
+        <w:spacing w:before="120"/>
+        <w:ind w:firstLine="0"/>
+      </w:pPr>
+      <w:r>
+        <w:rPr>
+          <w:rFonts w:ascii="Times New Roman" w:hAnsi="Times New Roman" w:eastAsia="Times New Roman"/>
+          <w:b/>
+          <w:i w:val="0"/>
+          <w:sz w:val="28"/>
+        </w:rPr>
+        <w:t>4.8. Повторная печать QR</w:t>
+      </w:r>
+    </w:p>
+    <w:p>
+      <w:pPr>
+        <w:spacing w:line="360" w:lineRule="auto"/>
+        <w:ind w:firstLine="709"/>
+        <w:jc w:val="both"/>
+      </w:pPr>
+      <w:r>
+        <w:rPr>
+          <w:rFonts w:ascii="Times New Roman" w:hAnsi="Times New Roman" w:eastAsia="Times New Roman"/>
+          <w:b w:val="0"/>
+          <w:i w:val="0"/>
+          <w:sz w:val="28"/>
+        </w:rPr>
+        <w:t>Для существующего объекта в админ-панели нажмите «Печать QR» в строке каталога — откроется окно с актуальным кодом без повторного сохранения карточки.</w:t>
+      </w:r>
+    </w:p>
+    <w:p>
+      <w:pPr>
+        <w:spacing w:before="240" w:after="120"/>
+        <w:ind w:firstLine="0"/>
+      </w:pPr>
+      <w:r>
+        <w:rPr>
+          <w:rFonts w:ascii="Times New Roman" w:hAnsi="Times New Roman" w:eastAsia="Times New Roman"/>
+          <w:b/>
+          <w:i w:val="0"/>
+          <w:sz w:val="28"/>
+        </w:rPr>
+        <w:t>5. СООБЩЕНИЯ ОПЕРАТОРУ</w:t>
+      </w:r>
+    </w:p>
+    <w:p>
+      <w:pPr>
+        <w:spacing w:line="360" w:lineRule="auto"/>
+        <w:ind w:firstLine="709"/>
+        <w:jc w:val="both"/>
+      </w:pPr>
+      <w:r>
+        <w:rPr>
+          <w:rFonts w:ascii="Times New Roman" w:hAnsi="Times New Roman" w:eastAsia="Times New Roman"/>
+          <w:b w:val="0"/>
+          <w:i w:val="0"/>
+          <w:sz w:val="28"/>
+        </w:rPr>
+        <w:t>В ходе работы с программой оператору могут выдаваться сообщения, приведённые в таблице 1.</w:t>
+      </w:r>
+    </w:p>
+    <w:p>
+      <w:pPr>
+        <w:ind w:firstLine="0"/>
+        <w:jc w:val="center"/>
+      </w:pPr>
+      <w:r>
+        <w:rPr>
+          <w:rFonts w:ascii="Times New Roman" w:hAnsi="Times New Roman" w:eastAsia="Times New Roman"/>
+          <w:b/>
+          <w:i w:val="0"/>
+          <w:sz w:val="28"/>
+        </w:rPr>
+        <w:t>Таблица 1 – Сообщения оператору</w:t>
       </w:r>
     </w:p>
     <w:tbl>
@@ -45,33 +1967,65 @@
         <w:tblLook w:firstColumn="1" w:firstRow="1" w:lastColumn="0" w:lastRow="0" w:noHBand="0" w:noVBand="1" w:val="04A0"/>
       </w:tblPr>
       <w:tblGrid>
-        <w:gridCol w:w="4844"/>
-        <w:gridCol w:w="4844"/>
+        <w:gridCol w:w="3230"/>
+        <w:gridCol w:w="3230"/>
+        <w:gridCol w:w="3230"/>
       </w:tblGrid>
       <w:tr>
         <w:tc>
           <w:tcPr>
-            <w:tcW w:type="dxa" w:w="4844"/>
+            <w:tcW w:type="dxa" w:w="3230"/>
           </w:tcPr>
           <w:p>
+            <w:pPr>
+              <w:ind w:firstLine="0"/>
+            </w:pPr>
             <w:r>
               <w:rPr>
+                <w:rFonts w:ascii="Times New Roman" w:hAnsi="Times New Roman" w:eastAsia="Times New Roman"/>
                 <w:b/>
+                <w:i w:val="0"/>
+                <w:sz w:val="24"/>
               </w:rPr>
-              <w:t>Роль</w:t>
+              <w:t>Текст сообщения</w:t>
             </w:r>
           </w:p>
         </w:tc>
         <w:tc>
           <w:tcPr>
-            <w:tcW w:type="dxa" w:w="4844"/>
+            <w:tcW w:type="dxa" w:w="3230"/>
           </w:tcPr>
           <w:p>
+            <w:pPr>
+              <w:ind w:firstLine="0"/>
+            </w:pPr>
             <w:r>
               <w:rPr>
+                <w:rFonts w:ascii="Times New Roman" w:hAnsi="Times New Roman" w:eastAsia="Times New Roman"/>
                 <w:b/>
+                <w:i w:val="0"/>
+                <w:sz w:val="24"/>
               </w:rPr>
-              <w:t>Доступ</w:t>
+              <w:t>Описание ситуации</w:t>
+            </w:r>
+          </w:p>
+        </w:tc>
+        <w:tc>
+          <w:tcPr>
+            <w:tcW w:type="dxa" w:w="3230"/>
+          </w:tcPr>
+          <w:p>
+            <w:pPr>
+              <w:ind w:firstLine="0"/>
+            </w:pPr>
+            <w:r>
+              <w:rPr>
+                <w:rFonts w:ascii="Times New Roman" w:hAnsi="Times New Roman" w:eastAsia="Times New Roman"/>
+                <w:b/>
+                <w:i w:val="0"/>
+                <w:sz w:val="24"/>
+              </w:rPr>
+              <w:t>Действия оператора</w:t>
             </w:r>
           </w:p>
         </w:tc>
@@ -79,21 +2033,58 @@
       <w:tr>
         <w:tc>
           <w:tcPr>
-            <w:tcW w:type="dxa" w:w="4844"/>
+            <w:tcW w:type="dxa" w:w="3230"/>
           </w:tcPr>
           <w:p>
+            <w:pPr>
+              <w:ind w:firstLine="0"/>
+            </w:pPr>
             <w:r>
-              <w:t>Посетитель / студент</w:t>
+              <w:rPr>
+                <w:rFonts w:ascii="Times New Roman" w:hAnsi="Times New Roman" w:eastAsia="Times New Roman"/>
+                <w:b w:val="0"/>
+                <w:i w:val="0"/>
+                <w:sz w:val="24"/>
+              </w:rPr>
+              <w:t>«Не удалось загрузить дерево специальностей» / «Не удалось загрузить каталог»</w:t>
             </w:r>
           </w:p>
         </w:tc>
         <w:tc>
           <w:tcPr>
-            <w:tcW w:type="dxa" w:w="4844"/>
+            <w:tcW w:type="dxa" w:w="3230"/>
           </w:tcPr>
           <w:p>
+            <w:pPr>
+              <w:ind w:firstLine="0"/>
+            </w:pPr>
             <w:r>
-              <w:t>Главная страница, FAQ, просмотр по QR</w:t>
+              <w:rPr>
+                <w:rFonts w:ascii="Times New Roman" w:hAnsi="Times New Roman" w:eastAsia="Times New Roman"/>
+                <w:b w:val="0"/>
+                <w:i w:val="0"/>
+                <w:sz w:val="24"/>
+              </w:rPr>
+              <w:t>Сервер недоступен или сбой сети при запросе API.</w:t>
+            </w:r>
+          </w:p>
+        </w:tc>
+        <w:tc>
+          <w:tcPr>
+            <w:tcW w:type="dxa" w:w="3230"/>
+          </w:tcPr>
+          <w:p>
+            <w:pPr>
+              <w:ind w:firstLine="0"/>
+            </w:pPr>
+            <w:r>
+              <w:rPr>
+                <w:rFonts w:ascii="Times New Roman" w:hAnsi="Times New Roman" w:eastAsia="Times New Roman"/>
+                <w:b w:val="0"/>
+                <w:i w:val="0"/>
+                <w:sz w:val="24"/>
+              </w:rPr>
+              <w:t>Проверьте работу сервера; обновите страницу (F5); обратитесь к администратору ИТ.</w:t>
             </w:r>
           </w:p>
         </w:tc>
@@ -101,21 +2092,58 @@
       <w:tr>
         <w:tc>
           <w:tcPr>
-            <w:tcW w:type="dxa" w:w="4844"/>
+            <w:tcW w:type="dxa" w:w="3230"/>
           </w:tcPr>
           <w:p>
+            <w:pPr>
+              <w:ind w:firstLine="0"/>
+            </w:pPr>
             <w:r>
-              <w:t>Преподаватель (оператор)</w:t>
+              <w:rPr>
+                <w:rFonts w:ascii="Times New Roman" w:hAnsi="Times New Roman" w:eastAsia="Times New Roman"/>
+                <w:b w:val="0"/>
+                <w:i w:val="0"/>
+                <w:sz w:val="24"/>
+              </w:rPr>
+              <w:t>«Неверный пароль.»</w:t>
             </w:r>
           </w:p>
         </w:tc>
         <w:tc>
           <w:tcPr>
-            <w:tcW w:type="dxa" w:w="4844"/>
+            <w:tcW w:type="dxa" w:w="3230"/>
           </w:tcPr>
           <w:p>
+            <w:pPr>
+              <w:ind w:firstLine="0"/>
+            </w:pPr>
             <w:r>
-              <w:t>Каталог ПД, выбор моделей, печать QR</w:t>
+              <w:rPr>
+                <w:rFonts w:ascii="Times New Roman" w:hAnsi="Times New Roman" w:eastAsia="Times New Roman"/>
+                <w:b w:val="0"/>
+                <w:i w:val="0"/>
+                <w:sz w:val="24"/>
+              </w:rPr>
+              <w:t>Введён неверный мастер-пароль при входе в админ-панель.</w:t>
+            </w:r>
+          </w:p>
+        </w:tc>
+        <w:tc>
+          <w:tcPr>
+            <w:tcW w:type="dxa" w:w="3230"/>
+          </w:tcPr>
+          <w:p>
+            <w:pPr>
+              <w:ind w:firstLine="0"/>
+            </w:pPr>
+            <w:r>
+              <w:rPr>
+                <w:rFonts w:ascii="Times New Roman" w:hAnsi="Times New Roman" w:eastAsia="Times New Roman"/>
+                <w:b w:val="0"/>
+                <w:i w:val="0"/>
+                <w:sz w:val="24"/>
+              </w:rPr>
+              <w:t>Проверьте раскладку клавиатуры; уточните пароль у администратора.</w:t>
             </w:r>
           </w:p>
         </w:tc>
@@ -123,527 +2151,58 @@
       <w:tr>
         <w:tc>
           <w:tcPr>
-            <w:tcW w:type="dxa" w:w="4844"/>
+            <w:tcW w:type="dxa" w:w="3230"/>
           </w:tcPr>
           <w:p>
+            <w:pPr>
+              <w:ind w:firstLine="0"/>
+            </w:pPr>
             <w:r>
-              <w:t>Администратор</w:t>
+              <w:rPr>
+                <w:rFonts w:ascii="Times New Roman" w:hAnsi="Times New Roman" w:eastAsia="Times New Roman"/>
+                <w:b w:val="0"/>
+                <w:i w:val="0"/>
+                <w:sz w:val="24"/>
+              </w:rPr>
+              <w:t>«Требуется авторизация»</w:t>
             </w:r>
           </w:p>
         </w:tc>
         <w:tc>
           <w:tcPr>
-            <w:tcW w:type="dxa" w:w="4844"/>
+            <w:tcW w:type="dxa" w:w="3230"/>
           </w:tcPr>
           <w:p>
-            <w:r>
-              <w:t>Админ-панель: загрузка GLB, изменение, удаление</w:t>
-            </w:r>
-          </w:p>
-        </w:tc>
-      </w:tr>
-    </w:tbl>
-    <w:p/>
-    <w:p>
-      <w:pPr>
-        <w:pStyle w:val="Heading1"/>
-      </w:pPr>
-      <w:r>
-        <w:t>2. Назначение программы</w:t>
-      </w:r>
-    </w:p>
-    <w:p>
-      <w:pPr>
-        <w:pStyle w:val="ListBullet"/>
-      </w:pPr>
-      <w:r>
-        <w:t>Просмотр каталога учебных объектов по специальности (в текущей версии активна ПД).</w:t>
-      </w:r>
-    </w:p>
-    <w:p>
-      <w:pPr>
-        <w:pStyle w:val="ListBullet"/>
-      </w:pPr>
-      <w:r>
-        <w:t>Вращение и масштабирование 3D-модели мышью или касанием.</w:t>
-      </w:r>
-    </w:p>
-    <w:p>
-      <w:pPr>
-        <w:pStyle w:val="ListBullet"/>
-      </w:pPr>
-      <w:r>
-        <w:t>Получение справки из базы знаний (FAQ) без выхода с главной страницы.</w:t>
-      </w:r>
-    </w:p>
-    <w:p>
-      <w:pPr>
-        <w:pStyle w:val="ListBullet"/>
-      </w:pPr>
-      <w:r>
-        <w:t>Размещение QR-кода на стенде для мобильного просмотра.</w:t>
-      </w:r>
-    </w:p>
-    <w:p>
-      <w:pPr>
-        <w:pStyle w:val="Heading1"/>
-      </w:pPr>
-      <w:r>
-        <w:t>3. Условия выполнения</w:t>
-      </w:r>
-    </w:p>
-    <w:p>
-      <w:pPr>
-        <w:pStyle w:val="ListNumber"/>
-      </w:pPr>
-      <w:r>
-        <w:t>Сервер приложения запущен (Docker или npm start); в браузере открывается адрес http://&lt;адрес-сервера&gt;:8080/ без ошибки соединения.</w:t>
-      </w:r>
-    </w:p>
-    <w:p>
-      <w:pPr>
-        <w:pStyle w:val="ListNumber"/>
-      </w:pPr>
-      <w:r>
-        <w:t>Сеть Wi-Fi или Ethernet обеспечивает доступ клиентов к серверу (для QR — тот же хост, что видит пользователь; при необходимости задайте PUBLIC_BASE_URL на сервере).</w:t>
-      </w:r>
-    </w:p>
-    <w:p>
-      <w:pPr>
-        <w:pStyle w:val="ListNumber"/>
-      </w:pPr>
-      <w:r>
-        <w:t>Для админ-операций известен мастер-пароль (по умолчанию admin123; в production — значение из настройки администратора).</w:t>
-      </w:r>
-    </w:p>
-    <w:p>
-      <w:pPr>
-        <w:pStyle w:val="Heading1"/>
-      </w:pPr>
-      <w:r>
-        <w:t>4. Подготовка к работе</w:t>
-      </w:r>
-    </w:p>
-    <w:p>
-      <w:pPr>
-        <w:pStyle w:val="Heading2"/>
-      </w:pPr>
-      <w:r>
-        <w:t>4.1. Запуск на сервере колледжа</w:t>
-      </w:r>
-    </w:p>
-    <w:p>
-      <w:r>
-        <w:t>Ответственный за ИТ выполняет на сервере: docker compose up -d --build. Дождитесь готовности (healthcheck). Откройте на панели браузер и введите адрес сайта.</w:t>
-      </w:r>
-    </w:p>
-    <w:p>
-      <w:pPr>
-        <w:pStyle w:val="Heading2"/>
-      </w:pPr>
-      <w:r>
-        <w:t>4.2. Проверка перед занятием</w:t>
-      </w:r>
-    </w:p>
-    <w:p>
-      <w:pPr>
-        <w:pStyle w:val="ListNumber"/>
-      </w:pPr>
-      <w:r>
-        <w:t>Открывается главная страница с заголовком колледжа.</w:t>
-      </w:r>
-    </w:p>
-    <w:p>
-      <w:pPr>
-        <w:pStyle w:val="ListNumber"/>
-      </w:pPr>
-      <w:r>
-        <w:t>В разделе специальностей доступна карточка «ПД».</w:t>
-      </w:r>
-    </w:p>
-    <w:p>
-      <w:pPr>
-        <w:pStyle w:val="ListNumber"/>
-      </w:pPr>
-      <w:r>
-        <w:t>При выборе ПД в списке слева отображаются объекты оборудования.</w:t>
-      </w:r>
-    </w:p>
-    <w:p>
-      <w:pPr>
-        <w:pStyle w:val="ListNumber"/>
-      </w:pPr>
-      <w:r>
-        <w:t>При выборе объекта справа загружается 3D-модель.</w:t>
-      </w:r>
-    </w:p>
-    <w:p>
-      <w:pPr>
-        <w:pStyle w:val="Heading1"/>
-      </w:pPr>
-      <w:r>
-        <w:t>5. Работа посетителя (основной режим)</w:t>
-      </w:r>
-    </w:p>
-    <w:p>
-      <w:pPr>
-        <w:pStyle w:val="Heading2"/>
-      </w:pPr>
-      <w:r>
-        <w:t>5.1. Выбор специальности и объекта</w:t>
-      </w:r>
-    </w:p>
-    <w:p>
-      <w:pPr>
-        <w:pStyle w:val="ListNumber"/>
-      </w:pPr>
-      <w:r>
-        <w:t>На главной странице прокрутите к разделу «Выберите специальность».</w:t>
-      </w:r>
-    </w:p>
-    <w:p>
-      <w:pPr>
-        <w:pStyle w:val="ListNumber"/>
-      </w:pPr>
-      <w:r>
-        <w:t>Нажмите карточку «ПД» (программирование в АСУТП). Карточки «ОИБ» и «ЗЕМ» помечены «В разработке» и не выбираются.</w:t>
-      </w:r>
-    </w:p>
-    <w:p>
-      <w:pPr>
-        <w:pStyle w:val="ListNumber"/>
-      </w:pPr>
-      <w:r>
-        <w:t>В блоке «Оборудование и 3D модель» слева нажмите нужный объект в списке.</w:t>
-      </w:r>
-    </w:p>
-    <w:p>
-      <w:pPr>
-        <w:pStyle w:val="ListNumber"/>
-      </w:pPr>
-      <w:r>
-        <w:t>Справа отобразятся название, тип, описание, особенности и модель.</w:t>
-      </w:r>
-    </w:p>
-    <w:p>
-      <w:pPr>
-        <w:pStyle w:val="Heading2"/>
-      </w:pPr>
-      <w:r>
-        <w:t>5.2. Управление 3D-моделью</w:t>
-      </w:r>
-    </w:p>
-    <w:p>
-      <w:pPr>
-        <w:pStyle w:val="ListNumber"/>
-      </w:pPr>
-      <w:r>
-        <w:t>Вращение: удерживайте левую кнопку мыши и перемещайте (на сенсорном экране — палец).</w:t>
-      </w:r>
-    </w:p>
-    <w:p>
-      <w:pPr>
-        <w:pStyle w:val="ListNumber"/>
-      </w:pPr>
-      <w:r>
-        <w:t>Масштаб: кнопки «−», «100%», «+» под просмотрщиком или жест «щипок» на телефоне.</w:t>
-      </w:r>
-    </w:p>
-    <w:p>
-      <w:pPr>
-        <w:pStyle w:val="ListNumber"/>
-      </w:pPr>
-      <w:r>
-        <w:t>Автопрокрутка: кнопка «Автопрокрутка: вкл/выкл» включает медленное вращение модели.</w:t>
-      </w:r>
-    </w:p>
-    <w:p>
-      <w:pPr>
-        <w:pStyle w:val="ListNumber"/>
-      </w:pPr>
-      <w:r>
-        <w:t>Ссылка на файл: «Открыть GLB-источник» — для проверки загрузки модели.</w:t>
-      </w:r>
-    </w:p>
-    <w:p>
-      <w:pPr>
-        <w:pStyle w:val="Heading2"/>
-      </w:pPr>
-      <w:r>
-        <w:t>5.3. Меню и справка</w:t>
-      </w:r>
-    </w:p>
-    <w:p>
-      <w:pPr>
-        <w:pStyle w:val="ListNumber"/>
-      </w:pPr>
-      <w:r>
-        <w:t>Нажмите кнопку «бургер» (три полоски) в правом верхнем углу — откроется меню.</w:t>
-      </w:r>
-    </w:p>
-    <w:p>
-      <w:pPr>
-        <w:pStyle w:val="ListNumber"/>
-      </w:pPr>
-      <w:r>
-        <w:t>«База знаний (FAQ)» — раскройте заголовок статьи для чтения подсказок.</w:t>
-      </w:r>
-    </w:p>
-    <w:p>
-      <w:pPr>
-        <w:pStyle w:val="ListNumber"/>
-      </w:pPr>
-      <w:r>
-        <w:t>«О нас» — краткое описание проекта.</w:t>
-      </w:r>
-    </w:p>
-    <w:p>
-      <w:pPr>
-        <w:pStyle w:val="ListNumber"/>
-      </w:pPr>
-      <w:r>
-        <w:t>Повторное нажатие на бургер или клик вне меню закрывает список.</w:t>
-      </w:r>
-    </w:p>
-    <w:p>
-      <w:pPr>
-        <w:pStyle w:val="Heading2"/>
-      </w:pPr>
-      <w:r>
-        <w:t>5.4. Подвал сайта</w:t>
-      </w:r>
-    </w:p>
-    <w:p>
-      <w:pPr>
-        <w:pStyle w:val="ListNumber"/>
-      </w:pPr>
-      <w:r>
-        <w:t>Кнопка GitHub открывает репозиторий проекта в новой вкладке.</w:t>
-      </w:r>
-    </w:p>
-    <w:p>
-      <w:pPr>
-        <w:pStyle w:val="ListNumber"/>
-      </w:pPr>
-      <w:r>
-        <w:t>«Файлы cookie» и «Политика конфиденциальности» — текстовые модальные окна; закрытие — крестик или клик по затемнённой области.</w:t>
-      </w:r>
-    </w:p>
-    <w:p>
-      <w:pPr>
-        <w:pStyle w:val="Heading1"/>
-      </w:pPr>
-      <w:r>
-        <w:t>6. Работа администратора</w:t>
-      </w:r>
-    </w:p>
-    <w:p>
-      <w:pPr>
-        <w:pStyle w:val="Heading2"/>
-      </w:pPr>
-      <w:r>
-        <w:t>6.1. Вход в админ-панель</w:t>
-      </w:r>
-    </w:p>
-    <w:p>
-      <w:pPr>
-        <w:pStyle w:val="ListNumber"/>
-      </w:pPr>
-      <w:r>
-        <w:t>В меню «бургер» выберите «Загрузить модель».</w:t>
-      </w:r>
-    </w:p>
-    <w:p>
-      <w:pPr>
-        <w:pStyle w:val="ListNumber"/>
-      </w:pPr>
-      <w:r>
-        <w:t>В модальном окне введите мастер-пароль и нажмите «Открыть форму».</w:t>
-      </w:r>
-    </w:p>
-    <w:p>
-      <w:pPr>
-        <w:pStyle w:val="ListNumber"/>
-      </w:pPr>
-      <w:r>
-        <w:t>При верном пароле откроется страница /admin.html.</w:t>
-      </w:r>
-    </w:p>
-    <w:p>
-      <w:pPr>
-        <w:pStyle w:val="Heading2"/>
-      </w:pPr>
-      <w:r>
-        <w:t>6.2. Добавление нового экспоната</w:t>
-      </w:r>
-    </w:p>
-    <w:p>
-      <w:pPr>
-        <w:pStyle w:val="ListNumber"/>
-      </w:pPr>
-      <w:r>
-        <w:t>Выберите специальность в выпадающем списке.</w:t>
-      </w:r>
-    </w:p>
-    <w:p>
-      <w:pPr>
-        <w:pStyle w:val="ListNumber"/>
-      </w:pPr>
-      <w:r>
-        <w:t>Заполните: название, тип, краткое описание, полное описание, особенности (каждая с новой строки).</w:t>
-      </w:r>
-    </w:p>
-    <w:p>
-      <w:pPr>
-        <w:pStyle w:val="ListNumber"/>
-      </w:pPr>
-      <w:r>
-        <w:t>Укажите URL файла GLB или нажмите «Выбрать файл» и укажите .glb с диска.</w:t>
-      </w:r>
-    </w:p>
-    <w:p>
-      <w:pPr>
-        <w:pStyle w:val="ListNumber"/>
-      </w:pPr>
-      <w:r>
-        <w:t>Нажмите «Добавить модель и сгенерировать QR».</w:t>
-      </w:r>
-    </w:p>
-    <w:p>
-      <w:pPr>
-        <w:pStyle w:val="ListNumber"/>
-      </w:pPr>
-      <w:r>
-        <w:t>В появившемся окне отобразится QR-код; нажмите «Печать QR» для печати на стенд.</w:t>
-      </w:r>
-    </w:p>
-    <w:p>
-      <w:pPr>
-        <w:pStyle w:val="Heading2"/>
-      </w:pPr>
-      <w:r>
-        <w:t>6.3. Изменение и удаление</w:t>
-      </w:r>
-    </w:p>
-    <w:p>
-      <w:pPr>
-        <w:pStyle w:val="ListNumber"/>
-      </w:pPr>
-      <w:r>
-        <w:t>В блоке «QR-коды и управление объектами» найдите карточку объекта.</w:t>
-      </w:r>
-    </w:p>
-    <w:p>
-      <w:pPr>
-        <w:pStyle w:val="ListNumber"/>
-      </w:pPr>
-      <w:r>
-        <w:t>«Изменить» — данные подставятся в форму; после правок нажмите «Сохранить изменения».</w:t>
-      </w:r>
-    </w:p>
-    <w:p>
-      <w:pPr>
-        <w:pStyle w:val="ListNumber"/>
-      </w:pPr>
-      <w:r>
-        <w:t>«Удалить» — подтвердите удаление в диалоге; объект исчезнет из каталога.</w:t>
-      </w:r>
-    </w:p>
-    <w:p>
-      <w:pPr>
-        <w:pStyle w:val="ListNumber"/>
-      </w:pPr>
-      <w:r>
-        <w:t>«Печать QR» — повторная печать кода для существующего объекта.</w:t>
-      </w:r>
-    </w:p>
-    <w:p>
-      <w:pPr>
-        <w:pStyle w:val="Heading1"/>
-      </w:pPr>
-      <w:r>
-        <w:t>7. Просмотр по QR-коду (стенд)</w:t>
-      </w:r>
-    </w:p>
-    <w:p>
-      <w:pPr>
-        <w:pStyle w:val="ListNumber"/>
-      </w:pPr>
-      <w:r>
-        <w:t>Распечатайте QR из админ-панели и разместите у макета оборудования.</w:t>
-      </w:r>
-    </w:p>
-    <w:p>
-      <w:pPr>
-        <w:pStyle w:val="ListNumber"/>
-      </w:pPr>
-      <w:r>
-        <w:t>Студент сканирует код камерой телефона.</w:t>
-      </w:r>
-    </w:p>
-    <w:p>
-      <w:pPr>
-        <w:pStyle w:val="ListNumber"/>
-      </w:pPr>
-      <w:r>
-        <w:t>Открывается страница view.html: модель на весь экран, сверху — тип и название.</w:t>
-      </w:r>
-    </w:p>
-    <w:p>
-      <w:pPr>
-        <w:pStyle w:val="ListNumber"/>
-      </w:pPr>
-      <w:r>
-        <w:t>Управление — жестами; отдельный вход в админку с этой страницы не предусмотрен.</w:t>
-      </w:r>
-    </w:p>
-    <w:p>
-      <w:r>
-        <w:t>Сканирование фиксируется в журнале сервера (для отчётности по посещаемости стенда).</w:t>
-      </w:r>
-    </w:p>
-    <w:p>
-      <w:pPr>
-        <w:pStyle w:val="Heading1"/>
-      </w:pPr>
-      <w:r>
-        <w:t>8. Сообщения оператору</w:t>
-      </w:r>
-    </w:p>
-    <w:tbl>
-      <w:tblPr>
-        <w:tblStyle w:val="TableGrid"/>
-        <w:tblW w:type="auto" w:w="0"/>
-        <w:tblLook w:firstColumn="1" w:firstRow="1" w:lastColumn="0" w:lastRow="0" w:noHBand="0" w:noVBand="1" w:val="04A0"/>
-      </w:tblPr>
-      <w:tblGrid>
-        <w:gridCol w:w="4844"/>
-        <w:gridCol w:w="4844"/>
-      </w:tblGrid>
-      <w:tr>
-        <w:tc>
-          <w:tcPr>
-            <w:tcW w:type="dxa" w:w="4844"/>
-          </w:tcPr>
-          <w:p>
+            <w:pPr>
+              <w:ind w:firstLine="0"/>
+            </w:pPr>
             <w:r>
               <w:rPr>
-                <w:b/>
+                <w:rFonts w:ascii="Times New Roman" w:hAnsi="Times New Roman" w:eastAsia="Times New Roman"/>
+                <w:b w:val="0"/>
+                <w:i w:val="0"/>
+                <w:sz w:val="24"/>
               </w:rPr>
-              <w:t>Сообщение / ситуация</w:t>
+              <w:t>Истёк срок действия токена админ-сессии (24 ч) или не выполнен вход.</w:t>
             </w:r>
           </w:p>
         </w:tc>
         <w:tc>
           <w:tcPr>
-            <w:tcW w:type="dxa" w:w="4844"/>
+            <w:tcW w:type="dxa" w:w="3230"/>
           </w:tcPr>
           <w:p>
+            <w:pPr>
+              <w:ind w:firstLine="0"/>
+            </w:pPr>
             <w:r>
               <w:rPr>
-                <w:b/>
+                <w:rFonts w:ascii="Times New Roman" w:hAnsi="Times New Roman" w:eastAsia="Times New Roman"/>
+                <w:b w:val="0"/>
+                <w:i w:val="0"/>
+                <w:sz w:val="24"/>
               </w:rPr>
-              <w:t>Действие оператора</w:t>
+              <w:t>Повторите вход через меню «Загрузить модель».</w:t>
             </w:r>
           </w:p>
         </w:tc>
@@ -651,21 +2210,58 @@
       <w:tr>
         <w:tc>
           <w:tcPr>
-            <w:tcW w:type="dxa" w:w="4844"/>
+            <w:tcW w:type="dxa" w:w="3230"/>
           </w:tcPr>
           <w:p>
+            <w:pPr>
+              <w:ind w:firstLine="0"/>
+            </w:pPr>
             <w:r>
-              <w:t>Не удалось загрузить дерево / каталог</w:t>
+              <w:rPr>
+                <w:rFonts w:ascii="Times New Roman" w:hAnsi="Times New Roman" w:eastAsia="Times New Roman"/>
+                <w:b w:val="0"/>
+                <w:i w:val="0"/>
+                <w:sz w:val="24"/>
+              </w:rPr>
+              <w:t>«Заполните обязательные поля»</w:t>
             </w:r>
           </w:p>
         </w:tc>
         <w:tc>
           <w:tcPr>
-            <w:tcW w:type="dxa" w:w="4844"/>
+            <w:tcW w:type="dxa" w:w="3230"/>
           </w:tcPr>
           <w:p>
+            <w:pPr>
+              <w:ind w:firstLine="0"/>
+            </w:pPr>
             <w:r>
-              <w:t>Проверить сеть и работу сервера; обновить страницу (F5)</w:t>
+              <w:rPr>
+                <w:rFonts w:ascii="Times New Roman" w:hAnsi="Times New Roman" w:eastAsia="Times New Roman"/>
+                <w:b w:val="0"/>
+                <w:i w:val="0"/>
+                <w:sz w:val="24"/>
+              </w:rPr>
+              <w:t>Не заполнены specialtyId, title, type, short или description.</w:t>
+            </w:r>
+          </w:p>
+        </w:tc>
+        <w:tc>
+          <w:tcPr>
+            <w:tcW w:type="dxa" w:w="3230"/>
+          </w:tcPr>
+          <w:p>
+            <w:pPr>
+              <w:ind w:firstLine="0"/>
+            </w:pPr>
+            <w:r>
+              <w:rPr>
+                <w:rFonts w:ascii="Times New Roman" w:hAnsi="Times New Roman" w:eastAsia="Times New Roman"/>
+                <w:b w:val="0"/>
+                <w:i w:val="0"/>
+                <w:sz w:val="24"/>
+              </w:rPr>
+              <w:t>Дополните форму в админ-панели.</w:t>
             </w:r>
           </w:p>
         </w:tc>
@@ -673,21 +2269,58 @@
       <w:tr>
         <w:tc>
           <w:tcPr>
-            <w:tcW w:type="dxa" w:w="4844"/>
+            <w:tcW w:type="dxa" w:w="3230"/>
           </w:tcPr>
           <w:p>
+            <w:pPr>
+              <w:ind w:firstLine="0"/>
+            </w:pPr>
             <w:r>
-              <w:t>Требуется авторизация</w:t>
+              <w:rPr>
+                <w:rFonts w:ascii="Times New Roman" w:hAnsi="Times New Roman" w:eastAsia="Times New Roman"/>
+                <w:b w:val="0"/>
+                <w:i w:val="0"/>
+                <w:sz w:val="24"/>
+              </w:rPr>
+              <w:t>«Укажите URL GLB или загрузите файл»</w:t>
             </w:r>
           </w:p>
         </w:tc>
         <w:tc>
           <w:tcPr>
-            <w:tcW w:type="dxa" w:w="4844"/>
+            <w:tcW w:type="dxa" w:w="3230"/>
           </w:tcPr>
           <w:p>
+            <w:pPr>
+              <w:ind w:firstLine="0"/>
+            </w:pPr>
             <w:r>
-              <w:t>Войти в админку с паролем заново</w:t>
+              <w:rPr>
+                <w:rFonts w:ascii="Times New Roman" w:hAnsi="Times New Roman" w:eastAsia="Times New Roman"/>
+                <w:b w:val="0"/>
+                <w:i w:val="0"/>
+                <w:sz w:val="24"/>
+              </w:rPr>
+              <w:t>Не указан ни URL модели, ни файл .glb.</w:t>
+            </w:r>
+          </w:p>
+        </w:tc>
+        <w:tc>
+          <w:tcPr>
+            <w:tcW w:type="dxa" w:w="3230"/>
+          </w:tcPr>
+          <w:p>
+            <w:pPr>
+              <w:ind w:firstLine="0"/>
+            </w:pPr>
+            <w:r>
+              <w:rPr>
+                <w:rFonts w:ascii="Times New Roman" w:hAnsi="Times New Roman" w:eastAsia="Times New Roman"/>
+                <w:b w:val="0"/>
+                <w:i w:val="0"/>
+                <w:sz w:val="24"/>
+              </w:rPr>
+              <w:t>Укажите ссылку или выберите файл на диске.</w:t>
             </w:r>
           </w:p>
         </w:tc>
@@ -695,21 +2328,58 @@
       <w:tr>
         <w:tc>
           <w:tcPr>
-            <w:tcW w:type="dxa" w:w="4844"/>
+            <w:tcW w:type="dxa" w:w="3230"/>
           </w:tcPr>
           <w:p>
+            <w:pPr>
+              <w:ind w:firstLine="0"/>
+            </w:pPr>
             <w:r>
-              <w:t>Неверный пароль</w:t>
+              <w:rPr>
+                <w:rFonts w:ascii="Times New Roman" w:hAnsi="Times New Roman" w:eastAsia="Times New Roman"/>
+                <w:b w:val="0"/>
+                <w:i w:val="0"/>
+                <w:sz w:val="24"/>
+              </w:rPr>
+              <w:t>«Только файлы .glb.»</w:t>
             </w:r>
           </w:p>
         </w:tc>
         <w:tc>
           <w:tcPr>
-            <w:tcW w:type="dxa" w:w="4844"/>
+            <w:tcW w:type="dxa" w:w="3230"/>
           </w:tcPr>
           <w:p>
+            <w:pPr>
+              <w:ind w:firstLine="0"/>
+            </w:pPr>
             <w:r>
-              <w:t>Уточнить пароль у администратора ИТ</w:t>
+              <w:rPr>
+                <w:rFonts w:ascii="Times New Roman" w:hAnsi="Times New Roman" w:eastAsia="Times New Roman"/>
+                <w:b w:val="0"/>
+                <w:i w:val="0"/>
+                <w:sz w:val="24"/>
+              </w:rPr>
+              <w:t>Попытка загрузить файл другого формата.</w:t>
+            </w:r>
+          </w:p>
+        </w:tc>
+        <w:tc>
+          <w:tcPr>
+            <w:tcW w:type="dxa" w:w="3230"/>
+          </w:tcPr>
+          <w:p>
+            <w:pPr>
+              <w:ind w:firstLine="0"/>
+            </w:pPr>
+            <w:r>
+              <w:rPr>
+                <w:rFonts w:ascii="Times New Roman" w:hAnsi="Times New Roman" w:eastAsia="Times New Roman"/>
+                <w:b w:val="0"/>
+                <w:i w:val="0"/>
+                <w:sz w:val="24"/>
+              </w:rPr>
+              <w:t>Конвертируйте модель в GLB или укажите URL готового GLB.</w:t>
             </w:r>
           </w:p>
         </w:tc>
@@ -717,21 +2387,58 @@
       <w:tr>
         <w:tc>
           <w:tcPr>
-            <w:tcW w:type="dxa" w:w="4844"/>
+            <w:tcW w:type="dxa" w:w="3230"/>
           </w:tcPr>
           <w:p>
+            <w:pPr>
+              <w:ind w:firstLine="0"/>
+            </w:pPr>
             <w:r>
-              <w:t>Заполните обязательные поля</w:t>
+              <w:rPr>
+                <w:rFonts w:ascii="Times New Roman" w:hAnsi="Times New Roman" w:eastAsia="Times New Roman"/>
+                <w:b w:val="0"/>
+                <w:i w:val="0"/>
+                <w:sz w:val="24"/>
+              </w:rPr>
+              <w:t>«Для этой специальности пока нет объектов»</w:t>
             </w:r>
           </w:p>
         </w:tc>
         <w:tc>
           <w:tcPr>
-            <w:tcW w:type="dxa" w:w="4844"/>
+            <w:tcW w:type="dxa" w:w="3230"/>
           </w:tcPr>
           <w:p>
+            <w:pPr>
+              <w:ind w:firstLine="0"/>
+            </w:pPr>
             <w:r>
-              <w:t>Дополнить форму в админ-панели</w:t>
+              <w:rPr>
+                <w:rFonts w:ascii="Times New Roman" w:hAnsi="Times New Roman" w:eastAsia="Times New Roman"/>
+                <w:b w:val="0"/>
+                <w:i w:val="0"/>
+                <w:sz w:val="24"/>
+              </w:rPr>
+              <w:t>В базе нет экспонатов для выбранной специальности.</w:t>
+            </w:r>
+          </w:p>
+        </w:tc>
+        <w:tc>
+          <w:tcPr>
+            <w:tcW w:type="dxa" w:w="3230"/>
+          </w:tcPr>
+          <w:p>
+            <w:pPr>
+              <w:ind w:firstLine="0"/>
+            </w:pPr>
+            <w:r>
+              <w:rPr>
+                <w:rFonts w:ascii="Times New Roman" w:hAnsi="Times New Roman" w:eastAsia="Times New Roman"/>
+                <w:b w:val="0"/>
+                <w:i w:val="0"/>
+                <w:sz w:val="24"/>
+              </w:rPr>
+              <w:t>Добавьте объекты в админ-панели или выберите другую специальность.</w:t>
             </w:r>
           </w:p>
         </w:tc>
@@ -739,21 +2446,58 @@
       <w:tr>
         <w:tc>
           <w:tcPr>
-            <w:tcW w:type="dxa" w:w="4844"/>
+            <w:tcW w:type="dxa" w:w="3230"/>
           </w:tcPr>
           <w:p>
+            <w:pPr>
+              <w:ind w:firstLine="0"/>
+            </w:pPr>
             <w:r>
-              <w:t>Только файлы .glb</w:t>
+              <w:rPr>
+                <w:rFonts w:ascii="Times New Roman" w:hAnsi="Times New Roman" w:eastAsia="Times New Roman"/>
+                <w:b w:val="0"/>
+                <w:i w:val="0"/>
+                <w:sz w:val="24"/>
+              </w:rPr>
+              <w:t>«Объект не найден»</w:t>
             </w:r>
           </w:p>
         </w:tc>
         <w:tc>
           <w:tcPr>
-            <w:tcW w:type="dxa" w:w="4844"/>
+            <w:tcW w:type="dxa" w:w="3230"/>
           </w:tcPr>
           <w:p>
+            <w:pPr>
+              <w:ind w:firstLine="0"/>
+            </w:pPr>
             <w:r>
-              <w:t>Конвертировать модель в GLB или указать URL</w:t>
+              <w:rPr>
+                <w:rFonts w:ascii="Times New Roman" w:hAnsi="Times New Roman" w:eastAsia="Times New Roman"/>
+                <w:b w:val="0"/>
+                <w:i w:val="0"/>
+                <w:sz w:val="24"/>
+              </w:rPr>
+              <w:t>Запись удалена или указан неверный идентификатор.</w:t>
+            </w:r>
+          </w:p>
+        </w:tc>
+        <w:tc>
+          <w:tcPr>
+            <w:tcW w:type="dxa" w:w="3230"/>
+          </w:tcPr>
+          <w:p>
+            <w:pPr>
+              <w:ind w:firstLine="0"/>
+            </w:pPr>
+            <w:r>
+              <w:rPr>
+                <w:rFonts w:ascii="Times New Roman" w:hAnsi="Times New Roman" w:eastAsia="Times New Roman"/>
+                <w:b w:val="0"/>
+                <w:i w:val="0"/>
+                <w:sz w:val="24"/>
+              </w:rPr>
+              <w:t>Обновите каталог; проверьте корректность QR-ссылки.</w:t>
             </w:r>
           </w:p>
         </w:tc>
@@ -761,21 +2505,58 @@
       <w:tr>
         <w:tc>
           <w:tcPr>
-            <w:tcW w:type="dxa" w:w="4844"/>
+            <w:tcW w:type="dxa" w:w="3230"/>
           </w:tcPr>
           <w:p>
+            <w:pPr>
+              <w:ind w:firstLine="0"/>
+            </w:pPr>
             <w:r>
-              <w:t>Для этой специальности пока нет объектов</w:t>
+              <w:rPr>
+                <w:rFonts w:ascii="Times New Roman" w:hAnsi="Times New Roman" w:eastAsia="Times New Roman"/>
+                <w:b w:val="0"/>
+                <w:i w:val="0"/>
+                <w:sz w:val="24"/>
+              </w:rPr>
+              <w:t>«Слишком много запросов. Повторите попытку позже.»</w:t>
             </w:r>
           </w:p>
         </w:tc>
         <w:tc>
           <w:tcPr>
-            <w:tcW w:type="dxa" w:w="4844"/>
+            <w:tcW w:type="dxa" w:w="3230"/>
           </w:tcPr>
           <w:p>
+            <w:pPr>
+              <w:ind w:firstLine="0"/>
+            </w:pPr>
             <w:r>
-              <w:t>Добавить экспонаты в админке или выбрать другую специальность</w:t>
+              <w:rPr>
+                <w:rFonts w:ascii="Times New Roman" w:hAnsi="Times New Roman" w:eastAsia="Times New Roman"/>
+                <w:b w:val="0"/>
+                <w:i w:val="0"/>
+                <w:sz w:val="24"/>
+              </w:rPr>
+              <w:t>Сработало ограничение частоты запросов (100 за 15 мин).</w:t>
+            </w:r>
+          </w:p>
+        </w:tc>
+        <w:tc>
+          <w:tcPr>
+            <w:tcW w:type="dxa" w:w="3230"/>
+          </w:tcPr>
+          <w:p>
+            <w:pPr>
+              <w:ind w:firstLine="0"/>
+            </w:pPr>
+            <w:r>
+              <w:rPr>
+                <w:rFonts w:ascii="Times New Roman" w:hAnsi="Times New Roman" w:eastAsia="Times New Roman"/>
+                <w:b w:val="0"/>
+                <w:i w:val="0"/>
+                <w:sz w:val="24"/>
+              </w:rPr>
+              <w:t>Подождите 1–2 минуты и повторите действие.</w:t>
             </w:r>
           </w:p>
         </w:tc>
@@ -783,69 +2564,58 @@
       <w:tr>
         <w:tc>
           <w:tcPr>
-            <w:tcW w:type="dxa" w:w="4844"/>
+            <w:tcW w:type="dxa" w:w="3230"/>
           </w:tcPr>
           <w:p>
+            <w:pPr>
+              <w:ind w:firstLine="0"/>
+            </w:pPr>
             <w:r>
-              <w:t>Слишком много запросов</w:t>
+              <w:rPr>
+                <w:rFonts w:ascii="Times New Roman" w:hAnsi="Times New Roman" w:eastAsia="Times New Roman"/>
+                <w:b w:val="0"/>
+                <w:i w:val="0"/>
+                <w:sz w:val="24"/>
+              </w:rPr>
+              <w:t>«Удалить объект из базы?» / диалог подтверждения</w:t>
             </w:r>
           </w:p>
         </w:tc>
         <w:tc>
           <w:tcPr>
-            <w:tcW w:type="dxa" w:w="4844"/>
+            <w:tcW w:type="dxa" w:w="3230"/>
           </w:tcPr>
           <w:p>
-            <w:r>
-              <w:t>Подождать 1–2 минуты и повторить</w:t>
-            </w:r>
-          </w:p>
-        </w:tc>
-      </w:tr>
-    </w:tbl>
-    <w:p/>
-    <w:p>
-      <w:pPr>
-        <w:pStyle w:val="Heading1"/>
-      </w:pPr>
-      <w:r>
-        <w:t>9. Аварийные ситуации</w:t>
-      </w:r>
-    </w:p>
-    <w:tbl>
-      <w:tblPr>
-        <w:tblStyle w:val="TableGrid"/>
-        <w:tblW w:type="auto" w:w="0"/>
-        <w:tblLook w:firstColumn="1" w:firstRow="1" w:lastColumn="0" w:lastRow="0" w:noHBand="0" w:noVBand="1" w:val="04A0"/>
-      </w:tblPr>
-      <w:tblGrid>
-        <w:gridCol w:w="4844"/>
-        <w:gridCol w:w="4844"/>
-      </w:tblGrid>
-      <w:tr>
-        <w:tc>
-          <w:tcPr>
-            <w:tcW w:type="dxa" w:w="4844"/>
-          </w:tcPr>
-          <w:p>
+            <w:pPr>
+              <w:ind w:firstLine="0"/>
+            </w:pPr>
             <w:r>
               <w:rPr>
-                <w:b/>
+                <w:rFonts w:ascii="Times New Roman" w:hAnsi="Times New Roman" w:eastAsia="Times New Roman"/>
+                <w:b w:val="0"/>
+                <w:i w:val="0"/>
+                <w:sz w:val="24"/>
               </w:rPr>
-              <w:t>Ситуация</w:t>
+              <w:t>Запрос подтверждения удаления в админ-панели.</w:t>
             </w:r>
           </w:p>
         </w:tc>
         <w:tc>
           <w:tcPr>
-            <w:tcW w:type="dxa" w:w="4844"/>
+            <w:tcW w:type="dxa" w:w="3230"/>
           </w:tcPr>
           <w:p>
+            <w:pPr>
+              <w:ind w:firstLine="0"/>
+            </w:pPr>
             <w:r>
               <w:rPr>
-                <w:b/>
+                <w:rFonts w:ascii="Times New Roman" w:hAnsi="Times New Roman" w:eastAsia="Times New Roman"/>
+                <w:b w:val="0"/>
+                <w:i w:val="0"/>
+                <w:sz w:val="24"/>
               </w:rPr>
-              <w:t>Рекомендуемые действия</w:t>
+              <w:t>Нажмите «ОК» для удаления; «Отмена» — для отмены.</w:t>
             </w:r>
           </w:p>
         </w:tc>
@@ -853,21 +2623,58 @@
       <w:tr>
         <w:tc>
           <w:tcPr>
-            <w:tcW w:type="dxa" w:w="4844"/>
+            <w:tcW w:type="dxa" w:w="3230"/>
           </w:tcPr>
           <w:p>
+            <w:pPr>
+              <w:ind w:firstLine="0"/>
+            </w:pPr>
             <w:r>
-              <w:t>Страница не открывается</w:t>
+              <w:rPr>
+                <w:rFonts w:ascii="Times New Roman" w:hAnsi="Times New Roman" w:eastAsia="Times New Roman"/>
+                <w:b w:val="0"/>
+                <w:i w:val="0"/>
+                <w:sz w:val="24"/>
+              </w:rPr>
+              <w:t>«Изменения сохранены» / «Объект удалён»</w:t>
             </w:r>
           </w:p>
         </w:tc>
         <w:tc>
           <w:tcPr>
-            <w:tcW w:type="dxa" w:w="4844"/>
+            <w:tcW w:type="dxa" w:w="3230"/>
           </w:tcPr>
           <w:p>
+            <w:pPr>
+              <w:ind w:firstLine="0"/>
+            </w:pPr>
             <w:r>
-              <w:t>Сообщить ИТ; проверить docker compose ps и logs</w:t>
+              <w:rPr>
+                <w:rFonts w:ascii="Times New Roman" w:hAnsi="Times New Roman" w:eastAsia="Times New Roman"/>
+                <w:b w:val="0"/>
+                <w:i w:val="0"/>
+                <w:sz w:val="24"/>
+              </w:rPr>
+              <w:t>Операция выполнена успешно.</w:t>
+            </w:r>
+          </w:p>
+        </w:tc>
+        <w:tc>
+          <w:tcPr>
+            <w:tcW w:type="dxa" w:w="3230"/>
+          </w:tcPr>
+          <w:p>
+            <w:pPr>
+              <w:ind w:firstLine="0"/>
+            </w:pPr>
+            <w:r>
+              <w:rPr>
+                <w:rFonts w:ascii="Times New Roman" w:hAnsi="Times New Roman" w:eastAsia="Times New Roman"/>
+                <w:b w:val="0"/>
+                <w:i w:val="0"/>
+                <w:sz w:val="24"/>
+              </w:rPr>
+              <w:t>Дополнительных действий не требуется.</w:t>
             </w:r>
           </w:p>
         </w:tc>
@@ -875,21 +2682,58 @@
       <w:tr>
         <w:tc>
           <w:tcPr>
-            <w:tcW w:type="dxa" w:w="4844"/>
+            <w:tcW w:type="dxa" w:w="3230"/>
           </w:tcPr>
           <w:p>
+            <w:pPr>
+              <w:ind w:firstLine="0"/>
+            </w:pPr>
             <w:r>
-              <w:t>Модель не отображается</w:t>
+              <w:rPr>
+                <w:rFonts w:ascii="Times New Roman" w:hAnsi="Times New Roman" w:eastAsia="Times New Roman"/>
+                <w:b w:val="0"/>
+                <w:i w:val="0"/>
+                <w:sz w:val="24"/>
+              </w:rPr>
+              <w:t>Страница не открывается / ошибка соединения</w:t>
             </w:r>
           </w:p>
         </w:tc>
         <w:tc>
           <w:tcPr>
-            <w:tcW w:type="dxa" w:w="4844"/>
+            <w:tcW w:type="dxa" w:w="3230"/>
           </w:tcPr>
           <w:p>
+            <w:pPr>
+              <w:ind w:firstLine="0"/>
+            </w:pPr>
             <w:r>
-              <w:t>Проверить интернет/CDN model-viewer; обновить страницу; проверить размер GLB</w:t>
+              <w:rPr>
+                <w:rFonts w:ascii="Times New Roman" w:hAnsi="Times New Roman" w:eastAsia="Times New Roman"/>
+                <w:b w:val="0"/>
+                <w:i w:val="0"/>
+                <w:sz w:val="24"/>
+              </w:rPr>
+              <w:t>Сервер остановлен или неверный адрес в браузере.</w:t>
+            </w:r>
+          </w:p>
+        </w:tc>
+        <w:tc>
+          <w:tcPr>
+            <w:tcW w:type="dxa" w:w="3230"/>
+          </w:tcPr>
+          <w:p>
+            <w:pPr>
+              <w:ind w:firstLine="0"/>
+            </w:pPr>
+            <w:r>
+              <w:rPr>
+                <w:rFonts w:ascii="Times New Roman" w:hAnsi="Times New Roman" w:eastAsia="Times New Roman"/>
+                <w:b w:val="0"/>
+                <w:i w:val="0"/>
+                <w:sz w:val="24"/>
+              </w:rPr>
+              <w:t>Сообщите администратору ИТ; проверьте docker compose ps и logs.</w:t>
             </w:r>
           </w:p>
         </w:tc>
@@ -897,94 +2741,64 @@
       <w:tr>
         <w:tc>
           <w:tcPr>
-            <w:tcW w:type="dxa" w:w="4844"/>
+            <w:tcW w:type="dxa" w:w="3230"/>
           </w:tcPr>
           <w:p>
+            <w:pPr>
+              <w:ind w:firstLine="0"/>
+            </w:pPr>
             <w:r>
-              <w:t>QR ведёт на неверный адрес</w:t>
+              <w:rPr>
+                <w:rFonts w:ascii="Times New Roman" w:hAnsi="Times New Roman" w:eastAsia="Times New Roman"/>
+                <w:b w:val="0"/>
+                <w:i w:val="0"/>
+                <w:sz w:val="24"/>
+              </w:rPr>
+              <w:t>Модель не отображается (пустой просмотрщик)</w:t>
             </w:r>
           </w:p>
         </w:tc>
         <w:tc>
           <w:tcPr>
-            <w:tcW w:type="dxa" w:w="4844"/>
+            <w:tcW w:type="dxa" w:w="3230"/>
           </w:tcPr>
           <w:p>
+            <w:pPr>
+              <w:ind w:firstLine="0"/>
+            </w:pPr>
             <w:r>
-              <w:t>Задать PUBLIC_BASE_URL на сервере; пересоздать QR в админке</w:t>
-            </w:r>
-          </w:p>
-        </w:tc>
-      </w:tr>
-      <w:tr>
-        <w:tc>
-          <w:tcPr>
-            <w:tcW w:type="dxa" w:w="4844"/>
-          </w:tcPr>
-          <w:p>
-            <w:r>
-              <w:t>Забыт пароль админа</w:t>
+              <w:rPr>
+                <w:rFonts w:ascii="Times New Roman" w:hAnsi="Times New Roman" w:eastAsia="Times New Roman"/>
+                <w:b w:val="0"/>
+                <w:i w:val="0"/>
+                <w:sz w:val="24"/>
+              </w:rPr>
+              <w:t>Ошибка загрузки GLB, блокировка CDN model-viewer или слишком большой файл.</w:t>
             </w:r>
           </w:p>
         </w:tc>
         <w:tc>
           <w:tcPr>
-            <w:tcW w:type="dxa" w:w="4844"/>
+            <w:tcW w:type="dxa" w:w="3230"/>
           </w:tcPr>
           <w:p>
+            <w:pPr>
+              <w:ind w:firstLine="0"/>
+            </w:pPr>
             <w:r>
-              <w:t>ИТ сбрасывает ADMIN_PASSWORD / HASH в .env и перезапускает контейнер</w:t>
+              <w:rPr>
+                <w:rFonts w:ascii="Times New Roman" w:hAnsi="Times New Roman" w:eastAsia="Times New Roman"/>
+                <w:b w:val="0"/>
+                <w:i w:val="0"/>
+                <w:sz w:val="24"/>
+              </w:rPr>
+              <w:t>Обновите страницу; проверьте интернет; уменьшите размер GLB.</w:t>
             </w:r>
           </w:p>
         </w:tc>
       </w:tr>
     </w:tbl>
     <w:p/>
-    <w:p>
-      <w:pPr>
-        <w:pStyle w:val="Heading1"/>
-      </w:pPr>
-      <w:r>
-        <w:t>10. Требования безопасности</w:t>
-      </w:r>
-    </w:p>
-    <w:p>
-      <w:pPr>
-        <w:pStyle w:val="ListBullet"/>
-      </w:pPr>
-      <w:r>
-        <w:t>Не сообщайте мастер-пароль студентам; меняйте пароль по умолчанию перед выставкой.</w:t>
-      </w:r>
-    </w:p>
-    <w:p>
-      <w:pPr>
-        <w:pStyle w:val="ListBullet"/>
-      </w:pPr>
-      <w:r>
-        <w:t>Загружайте только учебные модели без персональных данных.</w:t>
-      </w:r>
-    </w:p>
-    <w:p>
-      <w:pPr>
-        <w:pStyle w:val="ListBullet"/>
-      </w:pPr>
-      <w:r>
-        <w:t>Не останавливайте контейнер во время демонстрации без согласования с ИТ.</w:t>
-      </w:r>
-    </w:p>
-    <w:p>
-      <w:pPr>
-        <w:pStyle w:val="Heading1"/>
-      </w:pPr>
-      <w:r>
-        <w:t>11. Завершение работы</w:t>
-      </w:r>
-    </w:p>
-    <w:p>
-      <w:r>
-        <w:t>Для пользователей достаточно закрыть вкладку браузера. Остановка сервера выполняется сотрудником ИТ командой docker compose down (данные в томах сохраняются, если не указан флаг -v).</w:t>
-      </w:r>
-    </w:p>
     <w:sectPr>
       <w:pgSz w:w="12240" w:h="15840"/>
       <w:pgMar w:top="1134" w:right="850" w:bottom="1134" w:left="1701" w:header="720" w:footer="720" w:gutter="0"/>
@@ -1358,6 +3172,15 @@
     <w:name w:val="Normal"/>
     <w:qFormat/>
     <w:rsid w:val="00FC693F"/>
+    <w:pPr>
+      <w:spacing w:line="360" w:lineRule="auto"/>
+      <w:ind w:firstLine="709"/>
+      <w:jc w:val="both"/>
+    </w:pPr>
+    <w:rPr>
+      <w:rFonts w:ascii="Times New Roman" w:hAnsi="Times New Roman" w:eastAsia="Times New Roman"/>
+      <w:sz w:val="28"/>
+    </w:rPr>
   </w:style>
   <w:style w:type="paragraph" w:styleId="Header">
     <w:name w:val="header"/>
